--- a/Chaitanya_Gudey_Resume.docx
+++ b/Chaitanya_Gudey_Resume.docx
@@ -20,7 +20,7 @@
           <w:noProof/>
         </w:rPr>
         <w:drawing>
-          <wp:anchor distT="0" distB="0" distL="114300" distR="114300" simplePos="0" relativeHeight="251662336" behindDoc="0" locked="0" layoutInCell="1" allowOverlap="1" wp14:anchorId="2B00AE1D" wp14:editId="087E5113">
+          <wp:anchor distT="0" distB="0" distL="114300" distR="114300" simplePos="0" relativeHeight="251658243" behindDoc="0" locked="0" layoutInCell="1" allowOverlap="1" wp14:anchorId="2B00AE1D" wp14:editId="087E5113">
             <wp:simplePos x="0" y="0"/>
             <wp:positionH relativeFrom="margin">
               <wp:posOffset>5280320</wp:posOffset>
@@ -87,7 +87,7 @@
           <w:noProof/>
         </w:rPr>
         <w:drawing>
-          <wp:anchor distT="0" distB="0" distL="114300" distR="114300" simplePos="0" relativeHeight="251663360" behindDoc="0" locked="0" layoutInCell="1" allowOverlap="1" wp14:anchorId="718E947A" wp14:editId="41E4FB02">
+          <wp:anchor distT="0" distB="0" distL="114300" distR="114300" simplePos="0" relativeHeight="251658244" behindDoc="0" locked="0" layoutInCell="1" allowOverlap="1" wp14:anchorId="718E947A" wp14:editId="41E4FB02">
             <wp:simplePos x="0" y="0"/>
             <wp:positionH relativeFrom="margin">
               <wp:posOffset>6012180</wp:posOffset>
@@ -170,8 +170,7 @@
         <w:spacing w:after="0" w:line="360" w:lineRule="auto"/>
         <w:rPr>
           <w:rFonts w:ascii="Aptos" w:hAnsi="Aptos"/>
-          <w:sz w:val="28"/>
-          <w:szCs w:val="28"/>
+          <w:color w:val="747474" w:themeColor="background2" w:themeShade="80"/>
           <w:lang w:val="en-US"/>
         </w:rPr>
       </w:pPr>
@@ -185,13 +184,13 @@
         <mc:AlternateContent>
           <mc:Choice Requires="wpi">
             <w:drawing>
-              <wp:anchor distT="0" distB="0" distL="114300" distR="114300" simplePos="0" relativeHeight="251659264" behindDoc="0" locked="0" layoutInCell="1" allowOverlap="1" wp14:anchorId="5DAE1CB2" wp14:editId="50DA2A9E">
+              <wp:anchor distT="0" distB="0" distL="114300" distR="114300" simplePos="0" relativeHeight="251658240" behindDoc="0" locked="0" layoutInCell="1" allowOverlap="1" wp14:anchorId="5DAE1CB2" wp14:editId="338C038B">
                 <wp:simplePos x="0" y="0"/>
                 <wp:positionH relativeFrom="margin">
                   <wp:align>center</wp:align>
                 </wp:positionH>
                 <wp:positionV relativeFrom="paragraph">
-                  <wp:posOffset>355600</wp:posOffset>
+                  <wp:posOffset>378460</wp:posOffset>
                 </wp:positionV>
                 <wp:extent cx="9590400" cy="360"/>
                 <wp:effectExtent l="38100" t="38100" r="49530" b="38100"/>
@@ -216,7 +215,7 @@
           </mc:Choice>
           <mc:Fallback>
             <w:pict>
-              <v:shape w14:anchorId="7D7F6C99" id="Ink 5" o:spid="_x0000_s1026" type="#_x0000_t75" style="position:absolute;margin-left:0;margin-top:27.5pt;width:756.15pt;height:1.05pt;z-index:251659264;visibility:visible;mso-wrap-style:square;mso-wrap-distance-left:9pt;mso-wrap-distance-top:0;mso-wrap-distance-right:9pt;mso-wrap-distance-bottom:0;mso-position-horizontal:center;mso-position-horizontal-relative:margin;mso-position-vertical:absolute;mso-position-vertical-relative:text" o:gfxdata="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">
+              <v:shape w14:anchorId="79B20A5B" id="Ink 5" o:spid="_x0000_s1026" type="#_x0000_t75" style="position:absolute;margin-left:0;margin-top:29.3pt;width:756.15pt;height:1.05pt;z-index:251658240;visibility:visible;mso-wrap-style:square;mso-wrap-distance-left:9pt;mso-wrap-distance-top:0;mso-wrap-distance-right:9pt;mso-wrap-distance-bottom:0;mso-position-horizontal:center;mso-position-horizontal-relative:margin;mso-position-vertical:absolute;mso-position-vertical-relative:text" o:gfxdata="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">
                 <v:imagedata r:id="rId11" o:title=""/>
                 <w10:wrap anchorx="margin"/>
               </v:shape>
@@ -287,8 +286,8 @@
           <w:rFonts w:ascii="Aptos" w:hAnsi="Aptos"/>
           <w:noProof/>
           <w:color w:val="0070C0"/>
-          <w:sz w:val="16"/>
-          <w:szCs w:val="16"/>
+          <w:sz w:val="14"/>
+          <w:szCs w:val="14"/>
         </w:rPr>
       </w:pPr>
       <w:r>
@@ -296,13 +295,13 @@
           <w:rFonts w:ascii="Aptos" w:hAnsi="Aptos"/>
           <w:noProof/>
           <w:color w:val="0070C0"/>
-          <w:sz w:val="16"/>
-          <w:szCs w:val="16"/>
+          <w:sz w:val="14"/>
+          <w:szCs w:val="14"/>
         </w:rPr>
         <mc:AlternateContent>
           <mc:Choice Requires="wpi">
             <w:drawing>
-              <wp:anchor distT="0" distB="0" distL="114300" distR="114300" simplePos="0" relativeHeight="251660288" behindDoc="0" locked="0" layoutInCell="1" allowOverlap="1" wp14:anchorId="45E5081E" wp14:editId="6943D0B0">
+              <wp:anchor distT="0" distB="0" distL="114300" distR="114300" simplePos="0" relativeHeight="251658241" behindDoc="0" locked="0" layoutInCell="1" allowOverlap="1" wp14:anchorId="45E5081E" wp14:editId="672CC1B7">
                 <wp:simplePos x="0" y="0"/>
                 <wp:positionH relativeFrom="column">
                   <wp:posOffset>-1089540</wp:posOffset>
@@ -333,7 +332,7 @@
           </mc:Choice>
           <mc:Fallback>
             <w:pict>
-              <v:shape w14:anchorId="7C087309" id="Ink 6" o:spid="_x0000_s1026" type="#_x0000_t75" style="position:absolute;margin-left:-86.3pt;margin-top:47.15pt;width:40.7pt;height:36.9pt;z-index:251660288;visibility:visible;mso-wrap-style:square;mso-wrap-distance-left:9pt;mso-wrap-distance-top:0;mso-wrap-distance-right:9pt;mso-wrap-distance-bottom:0;mso-position-horizontal:absolute;mso-position-horizontal-relative:text;mso-position-vertical:absolute;mso-position-vertical-relative:text" o:gfxdata="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">
+              <v:shape w14:anchorId="5FFA0781" id="Ink 6" o:spid="_x0000_s1026" type="#_x0000_t75" style="position:absolute;margin-left:-86.3pt;margin-top:47.15pt;width:40.7pt;height:36.9pt;z-index:251660288;visibility:visible;mso-wrap-style:square;mso-wrap-distance-left:9pt;mso-wrap-distance-top:0;mso-wrap-distance-right:9pt;mso-wrap-distance-bottom:0;mso-position-horizontal:absolute;mso-position-horizontal-relative:text;mso-position-vertical:absolute;mso-position-vertical-relative:text" o:gfxdata="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">
                 <v:imagedata r:id="rId13" o:title=""/>
               </v:shape>
             </w:pict>
@@ -361,7 +360,7 @@
       </w:tblGrid>
       <w:tr>
         <w:trPr>
-          <w:trHeight w:val="504"/>
+          <w:trHeight w:val="441"/>
         </w:trPr>
         <w:tc>
           <w:tcPr>
@@ -377,60 +376,11 @@
               </w:rPr>
             </w:pPr>
             <w:r>
-              <w:rPr>
-                <w:rFonts w:ascii="Aptos" w:hAnsi="Aptos"/>
-                <w:noProof/>
-                <w:sz w:val="22"/>
-                <w:szCs w:val="22"/>
-              </w:rPr>
-              <w:drawing>
-                <wp:inline distT="0" distB="0" distL="0" distR="0" wp14:anchorId="33F8DF7C" wp14:editId="2945F08B">
-                  <wp:extent cx="137160" cy="137160"/>
-                  <wp:effectExtent l="0" t="0" r="0" b="0"/>
-                  <wp:docPr id="652378819" name="Picture 3" descr="A black background with a black square&#10;&#10;AI-generated content may be incorrect."/>
-                  <wp:cNvGraphicFramePr>
-                    <a:graphicFrameLocks xmlns:a="http://schemas.openxmlformats.org/drawingml/2006/main" noChangeAspect="1"/>
-                  </wp:cNvGraphicFramePr>
-                  <a:graphic xmlns:a="http://schemas.openxmlformats.org/drawingml/2006/main">
-                    <a:graphicData uri="http://schemas.openxmlformats.org/drawingml/2006/picture">
-                      <pic:pic xmlns:pic="http://schemas.openxmlformats.org/drawingml/2006/picture">
-                        <pic:nvPicPr>
-                          <pic:cNvPr id="652378819" name="Picture 3" descr="A black background with a black square&#10;&#10;AI-generated content may be incorrect."/>
-                          <pic:cNvPicPr>
-                            <a:picLocks noChangeAspect="1" noChangeArrowheads="1"/>
-                          </pic:cNvPicPr>
-                        </pic:nvPicPr>
-                        <pic:blipFill>
-                          <a:blip r:embed="rId14" cstate="print">
-                            <a:extLst>
-                              <a:ext uri="{28A0092B-C50C-407E-A947-70E740481C1C}">
-                                <a14:useLocalDpi xmlns:a14="http://schemas.microsoft.com/office/drawing/2010/main" val="0"/>
-                              </a:ext>
-                            </a:extLst>
-                          </a:blip>
-                          <a:srcRect/>
-                          <a:stretch>
-                            <a:fillRect/>
-                          </a:stretch>
-                        </pic:blipFill>
-                        <pic:spPr bwMode="auto">
-                          <a:xfrm>
-                            <a:off x="0" y="0"/>
-                            <a:ext cx="137160" cy="137160"/>
-                          </a:xfrm>
-                          <a:prstGeom prst="rect">
-                            <a:avLst/>
-                          </a:prstGeom>
-                          <a:noFill/>
-                          <a:ln>
-                            <a:noFill/>
-                          </a:ln>
-                        </pic:spPr>
-                      </pic:pic>
-                    </a:graphicData>
-                  </a:graphic>
-                </wp:inline>
-              </w:drawing>
+              <w:pict w14:anchorId="429CC2E0">
+                <v:shape id="_x0000_i1033" type="#_x0000_t75" alt="A black background with a black square&#10;&#10;AI-generated content may be incorrect." style="width:10.8pt;height:10.8pt;visibility:visible;mso-wrap-style:square">
+                  <v:imagedata r:id="rId14" o:title="A black background with a black square&#10;&#10;AI-generated content may be incorrect"/>
+                </v:shape>
+              </w:pict>
             </w:r>
             <w:r>
               <w:rPr>
@@ -469,60 +419,11 @@
               </w:rPr>
             </w:pPr>
             <w:r>
-              <w:rPr>
-                <w:rFonts w:ascii="Aptos" w:hAnsi="Aptos"/>
-                <w:noProof/>
-                <w:sz w:val="22"/>
-                <w:szCs w:val="22"/>
-              </w:rPr>
-              <w:drawing>
-                <wp:inline distT="0" distB="0" distL="0" distR="0" wp14:anchorId="44A1EE58" wp14:editId="66CB88A4">
-                  <wp:extent cx="137160" cy="137160"/>
-                  <wp:effectExtent l="0" t="0" r="0" b="0"/>
-                  <wp:docPr id="124389767" name="Picture 1" descr="A black background with a black square&#10;&#10;AI-generated content may be incorrect."/>
-                  <wp:cNvGraphicFramePr>
-                    <a:graphicFrameLocks xmlns:a="http://schemas.openxmlformats.org/drawingml/2006/main" noChangeAspect="1"/>
-                  </wp:cNvGraphicFramePr>
-                  <a:graphic xmlns:a="http://schemas.openxmlformats.org/drawingml/2006/main">
-                    <a:graphicData uri="http://schemas.openxmlformats.org/drawingml/2006/picture">
-                      <pic:pic xmlns:pic="http://schemas.openxmlformats.org/drawingml/2006/picture">
-                        <pic:nvPicPr>
-                          <pic:cNvPr id="124389767" name="Picture 1" descr="A black background with a black square&#10;&#10;AI-generated content may be incorrect."/>
-                          <pic:cNvPicPr>
-                            <a:picLocks noChangeAspect="1" noChangeArrowheads="1"/>
-                          </pic:cNvPicPr>
-                        </pic:nvPicPr>
-                        <pic:blipFill>
-                          <a:blip r:embed="rId16" cstate="print">
-                            <a:extLst>
-                              <a:ext uri="{28A0092B-C50C-407E-A947-70E740481C1C}">
-                                <a14:useLocalDpi xmlns:a14="http://schemas.microsoft.com/office/drawing/2010/main" val="0"/>
-                              </a:ext>
-                            </a:extLst>
-                          </a:blip>
-                          <a:srcRect/>
-                          <a:stretch>
-                            <a:fillRect/>
-                          </a:stretch>
-                        </pic:blipFill>
-                        <pic:spPr bwMode="auto">
-                          <a:xfrm flipH="1">
-                            <a:off x="0" y="0"/>
-                            <a:ext cx="137160" cy="137160"/>
-                          </a:xfrm>
-                          <a:prstGeom prst="rect">
-                            <a:avLst/>
-                          </a:prstGeom>
-                          <a:noFill/>
-                          <a:ln>
-                            <a:noFill/>
-                          </a:ln>
-                        </pic:spPr>
-                      </pic:pic>
-                    </a:graphicData>
-                  </a:graphic>
-                </wp:inline>
-              </w:drawing>
+              <w:pict w14:anchorId="1CF7D5FB">
+                <v:shape id="_x0000_i1034" type="#_x0000_t75" alt="A black background with a black square&#10;&#10;AI-generated content may be incorrect." style="width:10.8pt;height:10.8pt;flip:x;visibility:visible;mso-wrap-style:square">
+                  <v:imagedata r:id="rId16" o:title="A black background with a black square&#10;&#10;AI-generated content may be incorrect"/>
+                </v:shape>
+              </w:pict>
             </w:r>
             <w:r>
               <w:rPr>
@@ -539,6 +440,14 @@
                 <w:szCs w:val="22"/>
               </w:rPr>
               <w:t xml:space="preserve"> +91 6305161979</w:t>
+            </w:r>
+            <w:r>
+              <w:rPr>
+                <w:rFonts w:ascii="Aptos" w:hAnsi="Aptos"/>
+                <w:sz w:val="22"/>
+                <w:szCs w:val="22"/>
+              </w:rPr>
+              <w:t xml:space="preserve">  |  7330876670</w:t>
             </w:r>
           </w:p>
         </w:tc>
@@ -651,60 +560,11 @@
               </w:rPr>
             </w:pPr>
             <w:r>
-              <w:rPr>
-                <w:rFonts w:ascii="Aptos" w:hAnsi="Aptos"/>
-                <w:noProof/>
-                <w:sz w:val="22"/>
-                <w:szCs w:val="22"/>
-              </w:rPr>
-              <w:drawing>
-                <wp:inline distT="0" distB="0" distL="0" distR="0" wp14:anchorId="78421A59" wp14:editId="2B787DD7">
-                  <wp:extent cx="137160" cy="137160"/>
-                  <wp:effectExtent l="0" t="0" r="0" b="0"/>
-                  <wp:docPr id="819658852" name="Picture 1"/>
-                  <wp:cNvGraphicFramePr>
-                    <a:graphicFrameLocks xmlns:a="http://schemas.openxmlformats.org/drawingml/2006/main" noChangeAspect="1"/>
-                  </wp:cNvGraphicFramePr>
-                  <a:graphic xmlns:a="http://schemas.openxmlformats.org/drawingml/2006/main">
-                    <a:graphicData uri="http://schemas.openxmlformats.org/drawingml/2006/picture">
-                      <pic:pic xmlns:pic="http://schemas.openxmlformats.org/drawingml/2006/picture">
-                        <pic:nvPicPr>
-                          <pic:cNvPr id="0" name="Picture 1"/>
-                          <pic:cNvPicPr>
-                            <a:picLocks noChangeAspect="1" noChangeArrowheads="1"/>
-                          </pic:cNvPicPr>
-                        </pic:nvPicPr>
-                        <pic:blipFill>
-                          <a:blip r:embed="rId20" cstate="print">
-                            <a:extLst>
-                              <a:ext uri="{28A0092B-C50C-407E-A947-70E740481C1C}">
-                                <a14:useLocalDpi xmlns:a14="http://schemas.microsoft.com/office/drawing/2010/main" val="0"/>
-                              </a:ext>
-                            </a:extLst>
-                          </a:blip>
-                          <a:srcRect/>
-                          <a:stretch>
-                            <a:fillRect/>
-                          </a:stretch>
-                        </pic:blipFill>
-                        <pic:spPr bwMode="auto">
-                          <a:xfrm>
-                            <a:off x="0" y="0"/>
-                            <a:ext cx="137160" cy="137160"/>
-                          </a:xfrm>
-                          <a:prstGeom prst="rect">
-                            <a:avLst/>
-                          </a:prstGeom>
-                          <a:noFill/>
-                          <a:ln>
-                            <a:noFill/>
-                          </a:ln>
-                        </pic:spPr>
-                      </pic:pic>
-                    </a:graphicData>
-                  </a:graphic>
-                </wp:inline>
-              </w:drawing>
+              <w:pict w14:anchorId="28391F30">
+                <v:shape id="Picture 1" o:spid="_x0000_i1035" type="#_x0000_t75" style="width:10.8pt;height:10.8pt;visibility:visible;mso-wrap-style:square">
+                  <v:imagedata r:id="rId20" o:title=""/>
+                </v:shape>
+              </w:pict>
             </w:r>
             <w:r>
               <w:rPr>
@@ -720,18 +580,27 @@
                 <w:sz w:val="22"/>
                 <w:szCs w:val="22"/>
               </w:rPr>
-              <w:t xml:space="preserve">  </w:t>
+              <w:t xml:space="preserve"> </w:t>
+            </w:r>
+            <w:r>
+              <w:rPr>
+                <w:rFonts w:ascii="Aptos" w:hAnsi="Aptos"/>
+                <w:sz w:val="22"/>
+                <w:szCs w:val="22"/>
+              </w:rPr>
+              <w:t xml:space="preserve"> </w:t>
             </w:r>
             <w:hyperlink r:id="rId21" w:history="1">
               <w:r>
                 <w:rPr>
                   <w:rStyle w:val="Hyperlink"/>
+                  <w:rFonts w:ascii="Aptos" w:hAnsi="Aptos"/>
                   <w:color w:val="auto"/>
                   <w:sz w:val="22"/>
                   <w:szCs w:val="22"/>
                   <w:u w:val="none"/>
                 </w:rPr>
-                <w:t>linkedin.com/in/chaitanya-gudey-745889219</w:t>
+                <w:t>linkedin.com/in/chaitanya147</w:t>
               </w:r>
             </w:hyperlink>
           </w:p>
@@ -743,28 +612,28 @@
         <w:spacing w:after="0" w:line="276" w:lineRule="auto"/>
         <w:rPr>
           <w:rFonts w:ascii="Arial" w:hAnsi="Arial" w:cs="Arial"/>
+          <w:b/>
+          <w:bCs/>
           <w:color w:val="0070C0"/>
-          <w:sz w:val="28"/>
-          <w:szCs w:val="28"/>
         </w:rPr>
       </w:pPr>
       <w:r>
         <w:rPr>
           <w:rFonts w:ascii="Aptos" w:hAnsi="Aptos"/>
           <w:noProof/>
-          <w:sz w:val="22"/>
-          <w:szCs w:val="22"/>
+          <w:sz w:val="16"/>
+          <w:szCs w:val="16"/>
         </w:rPr>
         <mc:AlternateContent>
           <mc:Choice Requires="wpi">
             <w:drawing>
-              <wp:anchor distT="0" distB="0" distL="114300" distR="114300" simplePos="0" relativeHeight="251661312" behindDoc="0" locked="0" layoutInCell="1" allowOverlap="1" wp14:anchorId="5D30A526" wp14:editId="226C648F">
+              <wp:anchor distT="0" distB="0" distL="114300" distR="114300" simplePos="0" relativeHeight="251658242" behindDoc="0" locked="0" layoutInCell="1" allowOverlap="1" wp14:anchorId="5D30A526" wp14:editId="3EB6D791">
                 <wp:simplePos x="0" y="0"/>
                 <wp:positionH relativeFrom="margin">
-                  <wp:align>center</wp:align>
+                  <wp:posOffset>-1222375</wp:posOffset>
                 </wp:positionH>
                 <wp:positionV relativeFrom="paragraph">
-                  <wp:posOffset>93980</wp:posOffset>
+                  <wp:posOffset>55880</wp:posOffset>
                 </wp:positionV>
                 <wp:extent cx="9106535" cy="0"/>
                 <wp:effectExtent l="38100" t="38100" r="37465" b="38100"/>
@@ -789,7 +658,7 @@
           </mc:Choice>
           <mc:Fallback>
             <w:pict>
-              <v:shape w14:anchorId="61D95494" id="Ink 7" o:spid="_x0000_s1026" type="#_x0000_t75" style="position:absolute;margin-left:0;margin-top:7.4pt;width:718pt;height:0;z-index:251661312;visibility:visible;mso-wrap-style:square;mso-wrap-distance-left:9pt;mso-wrap-distance-top:0;mso-wrap-distance-right:9pt;mso-wrap-distance-bottom:0;mso-position-horizontal:center;mso-position-horizontal-relative:margin;mso-position-vertical:absolute;mso-position-vertical-relative:text" o:gfxdata="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">
+              <v:shape w14:anchorId="4A05278A" id="Ink 7" o:spid="_x0000_s1026" type="#_x0000_t75" style="position:absolute;margin-left:-96.75pt;margin-top:4.4pt;width:718pt;height:0;z-index:251658242;visibility:visible;mso-wrap-style:square;mso-wrap-distance-left:9pt;mso-wrap-distance-top:0;mso-wrap-distance-right:9pt;mso-wrap-distance-bottom:0;mso-position-horizontal:absolute;mso-position-horizontal-relative:margin;mso-position-vertical:absolute;mso-position-vertical-relative:text" o:gfxdata="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">
                 <v:imagedata r:id="rId23" o:title=""/>
                 <w10:wrap anchorx="margin"/>
               </v:shape>
@@ -800,14 +669,12 @@
     </w:p>
     <w:p>
       <w:pPr>
-        <w:spacing w:after="0" w:line="360" w:lineRule="auto"/>
+        <w:spacing w:after="0" w:line="276" w:lineRule="auto"/>
         <w:rPr>
           <w:rFonts w:ascii="Arial" w:hAnsi="Arial" w:cs="Arial"/>
-          <w:b/>
-          <w:bCs/>
           <w:color w:val="0070C0"/>
-          <w:sz w:val="28"/>
-          <w:szCs w:val="28"/>
+          <w:sz w:val="22"/>
+          <w:szCs w:val="22"/>
         </w:rPr>
       </w:pPr>
       <w:r>
@@ -864,63 +731,65 @@
           <w:sz w:val="22"/>
           <w:szCs w:val="22"/>
         </w:rPr>
-        <w:t xml:space="preserve">Software engineer with 3 years of experience in Salesforce Development (2 years) and Admin &amp; support at Tata Consultancy Services. Currently </w:t>
-      </w:r>
-      <w:r>
-        <w:rPr>
-          <w:rFonts w:ascii="Aptos" w:hAnsi="Aptos"/>
-          <w:sz w:val="22"/>
-          <w:szCs w:val="22"/>
-        </w:rPr>
-        <w:t>at</w:t>
-      </w:r>
-      <w:r>
-        <w:rPr>
-          <w:rFonts w:ascii="Aptos" w:hAnsi="Aptos"/>
-          <w:sz w:val="22"/>
-          <w:szCs w:val="22"/>
-        </w:rPr>
-        <w:t xml:space="preserve"> the</w:t>
-      </w:r>
-      <w:r>
-        <w:rPr>
-          <w:rFonts w:ascii="Aptos" w:hAnsi="Aptos"/>
-          <w:sz w:val="22"/>
-          <w:szCs w:val="22"/>
-        </w:rPr>
-        <w:t xml:space="preserve"> end of</w:t>
-      </w:r>
-      <w:r>
-        <w:rPr>
-          <w:rFonts w:ascii="Aptos" w:hAnsi="Aptos"/>
-          <w:sz w:val="22"/>
-          <w:szCs w:val="22"/>
-        </w:rPr>
-        <w:t xml:space="preserve"> notice period</w:t>
-      </w:r>
-      <w:r>
-        <w:rPr>
-          <w:rFonts w:ascii="Aptos" w:hAnsi="Aptos"/>
-          <w:sz w:val="22"/>
-          <w:szCs w:val="22"/>
-        </w:rPr>
-        <w:t xml:space="preserve">, </w:t>
-      </w:r>
-      <w:r>
-        <w:rPr>
-          <w:rFonts w:ascii="Aptos" w:hAnsi="Aptos"/>
-          <w:sz w:val="22"/>
-          <w:szCs w:val="22"/>
-        </w:rPr>
-        <w:t xml:space="preserve">available to join </w:t>
-      </w:r>
-      <w:r>
-        <w:rPr>
-          <w:rFonts w:ascii="Aptos" w:hAnsi="Aptos"/>
-          <w:sz w:val="22"/>
-          <w:szCs w:val="22"/>
-        </w:rPr>
-        <w:t>immediately</w:t>
+        <w:t xml:space="preserve">Worked as a </w:t>
+      </w:r>
+      <w:r>
+        <w:rPr>
+          <w:rFonts w:ascii="Aptos" w:hAnsi="Aptos"/>
+          <w:sz w:val="22"/>
+          <w:szCs w:val="22"/>
+        </w:rPr>
+        <w:t xml:space="preserve">Software </w:t>
+      </w:r>
+      <w:r>
+        <w:rPr>
+          <w:rFonts w:ascii="Aptos" w:hAnsi="Aptos"/>
+          <w:sz w:val="22"/>
+          <w:szCs w:val="22"/>
+        </w:rPr>
+        <w:t>E</w:t>
+      </w:r>
+      <w:r>
+        <w:rPr>
+          <w:rFonts w:ascii="Aptos" w:hAnsi="Aptos"/>
+          <w:sz w:val="22"/>
+          <w:szCs w:val="22"/>
+        </w:rPr>
+        <w:t>ngineer with 3 years of experience in Tata Consultancy Services</w:t>
+      </w:r>
+      <w:r>
+        <w:rPr>
+          <w:rFonts w:ascii="Aptos" w:hAnsi="Aptos"/>
+          <w:sz w:val="22"/>
+          <w:szCs w:val="22"/>
+        </w:rPr>
+        <w:t xml:space="preserve"> as Salesforce Developer (2 years) and Administrator</w:t>
+      </w:r>
+      <w:r>
+        <w:rPr>
+          <w:rFonts w:ascii="Aptos" w:hAnsi="Aptos"/>
+          <w:sz w:val="22"/>
+          <w:szCs w:val="22"/>
+        </w:rPr>
+        <w:t>.</w:t>
+      </w:r>
+      <w:r>
+        <w:rPr>
+          <w:rFonts w:ascii="Aptos" w:hAnsi="Aptos"/>
+          <w:sz w:val="22"/>
+          <w:szCs w:val="22"/>
+        </w:rPr>
+        <w:t xml:space="preserve"> </w:t>
+      </w:r>
+      <w:r>
+        <w:rPr>
+          <w:rFonts w:ascii="Aptos" w:hAnsi="Aptos"/>
+          <w:b/>
+          <w:bCs/>
+          <w:sz w:val="22"/>
+          <w:szCs w:val="22"/>
+        </w:rPr>
+        <w:t>Available to join immediately</w:t>
       </w:r>
       <w:r>
         <w:rPr>
@@ -991,7 +860,7 @@
           <w:sz w:val="22"/>
           <w:szCs w:val="22"/>
         </w:rPr>
-        <w:t xml:space="preserve"> configuration</w:t>
+        <w:t xml:space="preserve"> and Security settings</w:t>
       </w:r>
       <w:r>
         <w:rPr>
@@ -1022,7 +891,23 @@
           <w:sz w:val="22"/>
           <w:szCs w:val="22"/>
         </w:rPr>
-        <w:t>Skilled in developing robust custom solutions including Triggers, Apex classes, Batch classes, Queueable and Scheduled Apex to automate and optimize complex business workflows.</w:t>
+        <w:t>Skilled in developing custom solutions including Triggers, Apex classes, Batc</w:t>
+      </w:r>
+      <w:r>
+        <w:rPr>
+          <w:rFonts w:ascii="Aptos" w:hAnsi="Aptos"/>
+          <w:sz w:val="22"/>
+          <w:szCs w:val="22"/>
+        </w:rPr>
+        <w:t>hable</w:t>
+      </w:r>
+      <w:r>
+        <w:rPr>
+          <w:rFonts w:ascii="Aptos" w:hAnsi="Aptos"/>
+          <w:sz w:val="22"/>
+          <w:szCs w:val="22"/>
+        </w:rPr>
+        <w:t>, Queueable and Scheduled Apex to automate and optimize complex business workflows.</w:t>
       </w:r>
     </w:p>
     <w:p>
@@ -1075,39 +960,25 @@
         <w:spacing w:after="0" w:line="276" w:lineRule="auto"/>
         <w:rPr>
           <w:rFonts w:ascii="Aptos" w:hAnsi="Aptos"/>
-          <w:sz w:val="22"/>
-          <w:szCs w:val="22"/>
-        </w:rPr>
-      </w:pPr>
-      <w:r>
-        <w:rPr>
-          <w:rFonts w:ascii="Aptos" w:hAnsi="Aptos"/>
-          <w:b/>
-          <w:bCs/>
-        </w:rPr>
-        <w:t xml:space="preserve">Tata </w:t>
-      </w:r>
-      <w:r>
-        <w:rPr>
-          <w:rFonts w:ascii="Aptos" w:hAnsi="Aptos"/>
-          <w:b/>
-          <w:bCs/>
-        </w:rPr>
-        <w:t>Consultancy</w:t>
-      </w:r>
-      <w:r>
-        <w:rPr>
-          <w:rFonts w:ascii="Aptos" w:hAnsi="Aptos"/>
-          <w:b/>
-          <w:bCs/>
-        </w:rPr>
-        <w:t xml:space="preserve"> Services </w:t>
-      </w:r>
-      <w:r>
-        <w:rPr>
-          <w:rFonts w:ascii="Aptos" w:hAnsi="Aptos"/>
-          <w:b/>
-          <w:bCs/>
+        </w:rPr>
+      </w:pPr>
+      <w:r>
+        <w:rPr>
+          <w:rFonts w:ascii="Aptos" w:hAnsi="Aptos"/>
+          <w:b/>
+          <w:bCs/>
+          <w:sz w:val="28"/>
+          <w:szCs w:val="28"/>
+        </w:rPr>
+        <w:t>Tata Consultancy Services</w:t>
+      </w:r>
+      <w:r>
+        <w:rPr>
+          <w:rFonts w:ascii="Aptos" w:hAnsi="Aptos"/>
+          <w:b/>
+          <w:bCs/>
+          <w:sz w:val="28"/>
+          <w:szCs w:val="28"/>
         </w:rPr>
         <w:t xml:space="preserve"> </w:t>
       </w:r>
@@ -1116,14 +987,28 @@
           <w:rFonts w:ascii="Aptos" w:hAnsi="Aptos"/>
           <w:b/>
           <w:bCs/>
-        </w:rPr>
-        <w:t>|</w:t>
-      </w:r>
-      <w:r>
-        <w:rPr>
-          <w:rFonts w:ascii="Aptos" w:hAnsi="Aptos"/>
-          <w:b/>
-          <w:bCs/>
+          <w:sz w:val="28"/>
+          <w:szCs w:val="28"/>
+        </w:rPr>
+        <w:t>| Salesforce Developer</w:t>
+      </w:r>
+      <w:r>
+        <w:rPr>
+          <w:rFonts w:ascii="Aptos" w:hAnsi="Aptos"/>
+          <w:b/>
+          <w:bCs/>
+          <w:sz w:val="28"/>
+          <w:szCs w:val="28"/>
+        </w:rPr>
+        <w:t xml:space="preserve"> &amp; Administrator</w:t>
+      </w:r>
+      <w:r>
+        <w:rPr>
+          <w:rFonts w:ascii="Aptos" w:hAnsi="Aptos"/>
+          <w:b/>
+          <w:bCs/>
+          <w:sz w:val="28"/>
+          <w:szCs w:val="28"/>
         </w:rPr>
         <w:t xml:space="preserve"> </w:t>
       </w:r>
@@ -1132,6 +1017,56 @@
           <w:rFonts w:ascii="Aptos" w:hAnsi="Aptos"/>
           <w:b/>
           <w:bCs/>
+          <w:sz w:val="28"/>
+          <w:szCs w:val="28"/>
+        </w:rPr>
+        <w:t>| 3 years</w:t>
+      </w:r>
+    </w:p>
+    <w:p>
+      <w:pPr>
+        <w:spacing w:after="0" w:line="276" w:lineRule="auto"/>
+        <w:rPr>
+          <w:rFonts w:ascii="Aptos" w:hAnsi="Aptos"/>
+          <w:b/>
+          <w:bCs/>
+        </w:rPr>
+      </w:pPr>
+      <w:r>
+        <w:rPr>
+          <w:rFonts w:ascii="Aptos" w:hAnsi="Aptos"/>
+          <w:b/>
+          <w:bCs/>
+        </w:rPr>
+        <w:t>Projec</w:t>
+      </w:r>
+      <w:r>
+        <w:rPr>
+          <w:rFonts w:ascii="Aptos" w:hAnsi="Aptos"/>
+          <w:b/>
+          <w:bCs/>
+        </w:rPr>
+        <w:t>t</w:t>
+      </w:r>
+      <w:r>
+        <w:rPr>
+          <w:rFonts w:ascii="Aptos" w:hAnsi="Aptos"/>
+          <w:b/>
+          <w:bCs/>
+        </w:rPr>
+        <w:t>:</w:t>
+      </w:r>
+      <w:r>
+        <w:rPr>
+          <w:rFonts w:ascii="Aptos" w:hAnsi="Aptos"/>
+          <w:b/>
+          <w:bCs/>
+        </w:rPr>
+        <w:t xml:space="preserve"> OneTRO</w:t>
+      </w:r>
+      <w:r>
+        <w:rPr>
+          <w:rFonts w:ascii="Aptos" w:hAnsi="Aptos"/>
         </w:rPr>
         <w:t xml:space="preserve"> </w:t>
       </w:r>
@@ -1141,27 +1076,401 @@
           <w:b/>
           <w:bCs/>
         </w:rPr>
-        <w:t xml:space="preserve">Salesforce </w:t>
-      </w:r>
-      <w:r>
-        <w:rPr>
-          <w:rFonts w:ascii="Aptos" w:hAnsi="Aptos"/>
-          <w:b/>
-          <w:bCs/>
-        </w:rPr>
-        <w:t>Developer</w:t>
-      </w:r>
-      <w:r>
-        <w:rPr>
-          <w:rFonts w:ascii="Aptos" w:hAnsi="Aptos"/>
-          <w:b/>
-          <w:bCs/>
+        <w:t>–</w:t>
+      </w:r>
+      <w:r>
+        <w:rPr>
+          <w:rFonts w:ascii="Aptos" w:hAnsi="Aptos"/>
+          <w:sz w:val="22"/>
+          <w:szCs w:val="22"/>
+        </w:rPr>
+        <w:t xml:space="preserve"> Aug</w:t>
+      </w:r>
+      <w:r>
+        <w:rPr>
+          <w:rFonts w:ascii="Aptos" w:hAnsi="Aptos"/>
+          <w:sz w:val="22"/>
+          <w:szCs w:val="22"/>
+        </w:rPr>
+        <w:t xml:space="preserve"> 2022 to </w:t>
+      </w:r>
+      <w:r>
+        <w:rPr>
+          <w:rFonts w:ascii="Aptos" w:hAnsi="Aptos"/>
+          <w:sz w:val="22"/>
+          <w:szCs w:val="22"/>
+        </w:rPr>
+        <w:t>Feb</w:t>
+      </w:r>
+      <w:r>
+        <w:rPr>
+          <w:rFonts w:ascii="Aptos" w:hAnsi="Aptos"/>
+          <w:sz w:val="22"/>
+          <w:szCs w:val="22"/>
+        </w:rPr>
+        <w:t xml:space="preserve"> 202</w:t>
+      </w:r>
+      <w:r>
+        <w:rPr>
+          <w:rFonts w:ascii="Aptos" w:hAnsi="Aptos"/>
+          <w:sz w:val="22"/>
+          <w:szCs w:val="22"/>
+        </w:rPr>
+        <w:t>3</w:t>
+      </w:r>
+    </w:p>
+    <w:p>
+      <w:pPr>
+        <w:spacing w:after="0" w:line="276" w:lineRule="auto"/>
+        <w:rPr>
+          <w:rFonts w:ascii="Aptos" w:hAnsi="Aptos"/>
+          <w:b/>
+          <w:bCs/>
+          <w:sz w:val="22"/>
+          <w:szCs w:val="22"/>
+        </w:rPr>
+      </w:pPr>
+      <w:r>
+        <w:rPr>
+          <w:rFonts w:ascii="Aptos" w:hAnsi="Aptos"/>
+          <w:b/>
+          <w:bCs/>
+        </w:rPr>
+        <w:t>Technology:</w:t>
+      </w:r>
+      <w:r>
+        <w:rPr>
+          <w:rFonts w:ascii="Aptos" w:hAnsi="Aptos"/>
+          <w:b/>
+          <w:bCs/>
+          <w:sz w:val="22"/>
+          <w:szCs w:val="22"/>
         </w:rPr>
         <w:t xml:space="preserve"> </w:t>
       </w:r>
       <w:r>
         <w:rPr>
           <w:rFonts w:ascii="Aptos" w:hAnsi="Aptos"/>
+          <w:sz w:val="22"/>
+          <w:szCs w:val="22"/>
+        </w:rPr>
+        <w:t>S</w:t>
+      </w:r>
+      <w:r>
+        <w:rPr>
+          <w:rFonts w:ascii="Aptos" w:hAnsi="Aptos"/>
+          <w:sz w:val="22"/>
+          <w:szCs w:val="22"/>
+        </w:rPr>
+        <w:t xml:space="preserve">alesforce, </w:t>
+      </w:r>
+      <w:r>
+        <w:rPr>
+          <w:rFonts w:ascii="Aptos" w:hAnsi="Aptos"/>
+          <w:sz w:val="22"/>
+          <w:szCs w:val="22"/>
+        </w:rPr>
+        <w:t xml:space="preserve">Apex Classes, </w:t>
+      </w:r>
+      <w:r>
+        <w:rPr>
+          <w:rFonts w:ascii="Aptos" w:hAnsi="Aptos"/>
+          <w:sz w:val="22"/>
+          <w:szCs w:val="22"/>
+        </w:rPr>
+        <w:t>T</w:t>
+      </w:r>
+      <w:r>
+        <w:rPr>
+          <w:rFonts w:ascii="Aptos" w:hAnsi="Aptos"/>
+          <w:sz w:val="22"/>
+          <w:szCs w:val="22"/>
+        </w:rPr>
+        <w:t>rigger</w:t>
+      </w:r>
+      <w:r>
+        <w:rPr>
+          <w:rFonts w:ascii="Aptos" w:hAnsi="Aptos"/>
+          <w:sz w:val="22"/>
+          <w:szCs w:val="22"/>
+        </w:rPr>
+        <w:t>s,</w:t>
+      </w:r>
+      <w:r>
+        <w:rPr>
+          <w:rFonts w:ascii="Aptos" w:hAnsi="Aptos"/>
+          <w:sz w:val="22"/>
+          <w:szCs w:val="22"/>
+        </w:rPr>
+        <w:t xml:space="preserve"> Flo</w:t>
+      </w:r>
+      <w:r>
+        <w:rPr>
+          <w:rFonts w:ascii="Aptos" w:hAnsi="Aptos"/>
+          <w:sz w:val="22"/>
+          <w:szCs w:val="22"/>
+        </w:rPr>
+        <w:t>ws</w:t>
+      </w:r>
+      <w:r>
+        <w:rPr>
+          <w:rFonts w:ascii="Aptos" w:hAnsi="Aptos"/>
+          <w:sz w:val="22"/>
+          <w:szCs w:val="22"/>
+        </w:rPr>
+        <w:t>,</w:t>
+      </w:r>
+      <w:r>
+        <w:rPr>
+          <w:rFonts w:ascii="Aptos" w:hAnsi="Aptos"/>
+          <w:sz w:val="22"/>
+          <w:szCs w:val="22"/>
+        </w:rPr>
+        <w:t xml:space="preserve"> Security Settings.</w:t>
+      </w:r>
+    </w:p>
+    <w:p>
+      <w:pPr>
+        <w:spacing w:after="0" w:line="276" w:lineRule="auto"/>
+        <w:rPr>
+          <w:rFonts w:ascii="Aptos" w:hAnsi="Aptos"/>
+          <w:b/>
+          <w:bCs/>
+          <w:sz w:val="22"/>
+          <w:szCs w:val="22"/>
+        </w:rPr>
+      </w:pPr>
+      <w:r>
+        <w:rPr>
+          <w:rFonts w:ascii="Aptos" w:hAnsi="Aptos"/>
+          <w:b/>
+          <w:bCs/>
+          <w:sz w:val="22"/>
+          <w:szCs w:val="22"/>
+        </w:rPr>
+        <w:t>Responsibilities:</w:t>
+      </w:r>
+    </w:p>
+    <w:p>
+      <w:pPr>
+        <w:pStyle w:val="ListParagraph"/>
+        <w:numPr>
+          <w:ilvl w:val="0"/>
+          <w:numId w:val="12"/>
+        </w:numPr>
+        <w:spacing w:after="0" w:line="276" w:lineRule="auto"/>
+        <w:rPr>
+          <w:rFonts w:ascii="Aptos" w:hAnsi="Aptos"/>
+          <w:sz w:val="22"/>
+          <w:szCs w:val="22"/>
+        </w:rPr>
+      </w:pPr>
+      <w:r>
+        <w:rPr>
+          <w:rFonts w:ascii="Aptos" w:hAnsi="Aptos"/>
+          <w:sz w:val="22"/>
+          <w:szCs w:val="22"/>
+        </w:rPr>
+        <w:t xml:space="preserve">Developed </w:t>
+      </w:r>
+      <w:r>
+        <w:rPr>
+          <w:rFonts w:ascii="Aptos" w:hAnsi="Aptos"/>
+          <w:sz w:val="22"/>
+          <w:szCs w:val="22"/>
+        </w:rPr>
+        <w:t>Apex Triggers</w:t>
+      </w:r>
+      <w:r>
+        <w:rPr>
+          <w:rFonts w:ascii="Aptos" w:hAnsi="Aptos"/>
+          <w:sz w:val="22"/>
+          <w:szCs w:val="22"/>
+        </w:rPr>
+        <w:t xml:space="preserve"> to automate risk scoring updates</w:t>
+      </w:r>
+      <w:r>
+        <w:rPr>
+          <w:rFonts w:ascii="Aptos" w:hAnsi="Aptos"/>
+          <w:sz w:val="22"/>
+          <w:szCs w:val="22"/>
+        </w:rPr>
+        <w:t xml:space="preserve"> on </w:t>
+      </w:r>
+      <w:r>
+        <w:rPr>
+          <w:rFonts w:ascii="Aptos" w:hAnsi="Aptos"/>
+          <w:sz w:val="22"/>
+          <w:szCs w:val="22"/>
+        </w:rPr>
+        <w:t>control failures</w:t>
+      </w:r>
+      <w:r>
+        <w:rPr>
+          <w:rFonts w:ascii="Aptos" w:hAnsi="Aptos"/>
+          <w:sz w:val="22"/>
+          <w:szCs w:val="22"/>
+        </w:rPr>
+        <w:t>.</w:t>
+      </w:r>
+    </w:p>
+    <w:p>
+      <w:pPr>
+        <w:pStyle w:val="ListParagraph"/>
+        <w:numPr>
+          <w:ilvl w:val="0"/>
+          <w:numId w:val="12"/>
+        </w:numPr>
+        <w:spacing w:after="0" w:line="276" w:lineRule="auto"/>
+        <w:rPr>
+          <w:rFonts w:ascii="Aptos" w:hAnsi="Aptos"/>
+          <w:sz w:val="22"/>
+          <w:szCs w:val="22"/>
+        </w:rPr>
+      </w:pPr>
+      <w:r>
+        <w:rPr>
+          <w:rFonts w:ascii="Aptos" w:hAnsi="Aptos"/>
+          <w:sz w:val="22"/>
+          <w:szCs w:val="22"/>
+        </w:rPr>
+        <w:t xml:space="preserve">Designed Flows to create remediation plans </w:t>
+      </w:r>
+      <w:r>
+        <w:rPr>
+          <w:rFonts w:ascii="Aptos" w:hAnsi="Aptos"/>
+          <w:sz w:val="22"/>
+          <w:szCs w:val="22"/>
+        </w:rPr>
+        <w:t>for</w:t>
+      </w:r>
+      <w:r>
+        <w:rPr>
+          <w:rFonts w:ascii="Aptos" w:hAnsi="Aptos"/>
+          <w:sz w:val="22"/>
+          <w:szCs w:val="22"/>
+        </w:rPr>
+        <w:t xml:space="preserve"> high-severity risk events.</w:t>
+      </w:r>
+    </w:p>
+    <w:p>
+      <w:pPr>
+        <w:pStyle w:val="ListParagraph"/>
+        <w:numPr>
+          <w:ilvl w:val="0"/>
+          <w:numId w:val="12"/>
+        </w:numPr>
+        <w:spacing w:after="0" w:line="276" w:lineRule="auto"/>
+        <w:rPr>
+          <w:rFonts w:ascii="Aptos" w:hAnsi="Aptos"/>
+          <w:sz w:val="22"/>
+          <w:szCs w:val="22"/>
+        </w:rPr>
+      </w:pPr>
+      <w:r>
+        <w:rPr>
+          <w:rFonts w:ascii="Aptos" w:hAnsi="Aptos"/>
+          <w:sz w:val="22"/>
+          <w:szCs w:val="22"/>
+        </w:rPr>
+        <w:t xml:space="preserve">Implemented Approval </w:t>
+      </w:r>
+      <w:r>
+        <w:rPr>
+          <w:rFonts w:ascii="Aptos" w:hAnsi="Aptos"/>
+          <w:sz w:val="22"/>
+          <w:szCs w:val="22"/>
+        </w:rPr>
+        <w:t>Process</w:t>
+      </w:r>
+      <w:r>
+        <w:rPr>
+          <w:rFonts w:ascii="Aptos" w:hAnsi="Aptos"/>
+          <w:sz w:val="22"/>
+          <w:szCs w:val="22"/>
+        </w:rPr>
+        <w:t xml:space="preserve"> for risk acceptance, and mitigation plan reviews.</w:t>
+      </w:r>
+    </w:p>
+    <w:p>
+      <w:pPr>
+        <w:pStyle w:val="ListParagraph"/>
+        <w:numPr>
+          <w:ilvl w:val="0"/>
+          <w:numId w:val="12"/>
+        </w:numPr>
+        <w:spacing w:after="0" w:line="276" w:lineRule="auto"/>
+        <w:rPr>
+          <w:rFonts w:ascii="Aptos" w:hAnsi="Aptos"/>
+          <w:sz w:val="22"/>
+          <w:szCs w:val="22"/>
+        </w:rPr>
+      </w:pPr>
+      <w:r>
+        <w:rPr>
+          <w:rFonts w:ascii="Aptos" w:hAnsi="Aptos"/>
+          <w:sz w:val="22"/>
+          <w:szCs w:val="22"/>
+        </w:rPr>
+        <w:t>Implemented field-level security and record-level sharing for role-based access</w:t>
+      </w:r>
+      <w:r>
+        <w:rPr>
+          <w:rFonts w:ascii="Aptos" w:hAnsi="Aptos"/>
+          <w:sz w:val="22"/>
+          <w:szCs w:val="22"/>
+        </w:rPr>
+        <w:t>.</w:t>
+      </w:r>
+    </w:p>
+    <w:p>
+      <w:pPr>
+        <w:spacing w:after="0" w:line="276" w:lineRule="auto"/>
+        <w:rPr>
+          <w:rFonts w:ascii="Aptos" w:hAnsi="Aptos"/>
+          <w:b/>
+          <w:bCs/>
+        </w:rPr>
+      </w:pPr>
+    </w:p>
+    <w:p>
+      <w:pPr>
+        <w:spacing w:after="0" w:line="276" w:lineRule="auto"/>
+        <w:rPr>
+          <w:rFonts w:ascii="Aptos" w:hAnsi="Aptos"/>
+          <w:sz w:val="22"/>
+          <w:szCs w:val="22"/>
+        </w:rPr>
+      </w:pPr>
+      <w:r>
+        <w:rPr>
+          <w:rFonts w:ascii="Aptos" w:hAnsi="Aptos"/>
+          <w:b/>
+          <w:bCs/>
+        </w:rPr>
+        <w:t xml:space="preserve">Project: </w:t>
+      </w:r>
+      <w:r>
+        <w:rPr>
+          <w:rFonts w:ascii="Aptos" w:hAnsi="Aptos"/>
+          <w:b/>
+          <w:bCs/>
+        </w:rPr>
+        <w:t>MedConnect</w:t>
+      </w:r>
+      <w:r>
+        <w:rPr>
+          <w:rFonts w:ascii="Aptos" w:hAnsi="Aptos"/>
+          <w:b/>
+          <w:bCs/>
+          <w:sz w:val="28"/>
+          <w:szCs w:val="28"/>
+        </w:rPr>
+        <w:t xml:space="preserve"> </w:t>
+      </w:r>
+      <w:r>
+        <w:rPr>
+          <w:rFonts w:ascii="Aptos" w:hAnsi="Aptos"/>
           <w:b/>
           <w:bCs/>
         </w:rPr>
@@ -1181,23 +1490,7 @@
           <w:sz w:val="22"/>
           <w:szCs w:val="22"/>
         </w:rPr>
-        <w:t>Aug</w:t>
-      </w:r>
-      <w:r>
-        <w:rPr>
-          <w:rFonts w:ascii="Aptos" w:hAnsi="Aptos"/>
-          <w:sz w:val="22"/>
-          <w:szCs w:val="22"/>
-        </w:rPr>
-        <w:t xml:space="preserve"> 2022 to </w:t>
-      </w:r>
-      <w:r>
-        <w:rPr>
-          <w:rFonts w:ascii="Aptos" w:hAnsi="Aptos"/>
-          <w:sz w:val="22"/>
-          <w:szCs w:val="22"/>
-        </w:rPr>
-        <w:t>July</w:t>
+        <w:t>Feb</w:t>
       </w:r>
       <w:r>
         <w:rPr>
@@ -1213,6 +1506,38 @@
           <w:sz w:val="22"/>
           <w:szCs w:val="22"/>
         </w:rPr>
+        <w:t>3</w:t>
+      </w:r>
+      <w:r>
+        <w:rPr>
+          <w:rFonts w:ascii="Aptos" w:hAnsi="Aptos"/>
+          <w:sz w:val="22"/>
+          <w:szCs w:val="22"/>
+        </w:rPr>
+        <w:t xml:space="preserve"> to </w:t>
+      </w:r>
+      <w:r>
+        <w:rPr>
+          <w:rFonts w:ascii="Aptos" w:hAnsi="Aptos"/>
+          <w:sz w:val="22"/>
+          <w:szCs w:val="22"/>
+        </w:rPr>
+        <w:t>Sep</w:t>
+      </w:r>
+      <w:r>
+        <w:rPr>
+          <w:rFonts w:ascii="Aptos" w:hAnsi="Aptos"/>
+          <w:sz w:val="22"/>
+          <w:szCs w:val="22"/>
+        </w:rPr>
+        <w:t xml:space="preserve"> 202</w:t>
+      </w:r>
+      <w:r>
+        <w:rPr>
+          <w:rFonts w:ascii="Aptos" w:hAnsi="Aptos"/>
+          <w:sz w:val="22"/>
+          <w:szCs w:val="22"/>
+        </w:rPr>
         <w:t>4</w:t>
       </w:r>
     </w:p>
@@ -1233,7 +1558,15 @@
           <w:b/>
           <w:bCs/>
         </w:rPr>
-        <w:t>Project:</w:t>
+        <w:t>Technology</w:t>
+      </w:r>
+      <w:r>
+        <w:rPr>
+          <w:rFonts w:ascii="Aptos" w:hAnsi="Aptos"/>
+          <w:b/>
+          <w:bCs/>
+        </w:rPr>
+        <w:t>:</w:t>
       </w:r>
       <w:r>
         <w:rPr>
@@ -1251,15 +1584,87 @@
           <w:sz w:val="22"/>
           <w:szCs w:val="22"/>
         </w:rPr>
-        <w:t>Med</w:t>
-      </w:r>
-      <w:r>
-        <w:rPr>
-          <w:rFonts w:ascii="Aptos" w:hAnsi="Aptos"/>
-          <w:sz w:val="22"/>
-          <w:szCs w:val="22"/>
-        </w:rPr>
-        <w:t>Connect CRM</w:t>
+        <w:t>Salesforce</w:t>
+      </w:r>
+      <w:r>
+        <w:rPr>
+          <w:rFonts w:ascii="Aptos" w:hAnsi="Aptos"/>
+          <w:sz w:val="22"/>
+          <w:szCs w:val="22"/>
+        </w:rPr>
+        <w:t xml:space="preserve"> Lightning</w:t>
+      </w:r>
+      <w:r>
+        <w:rPr>
+          <w:rFonts w:ascii="Aptos" w:hAnsi="Aptos"/>
+          <w:sz w:val="22"/>
+          <w:szCs w:val="22"/>
+        </w:rPr>
+        <w:t xml:space="preserve"> (LWC)</w:t>
+      </w:r>
+      <w:r>
+        <w:rPr>
+          <w:rFonts w:ascii="Aptos" w:hAnsi="Aptos"/>
+          <w:sz w:val="22"/>
+          <w:szCs w:val="22"/>
+        </w:rPr>
+        <w:t xml:space="preserve">, Apex Classes, </w:t>
+      </w:r>
+      <w:r>
+        <w:rPr>
+          <w:rFonts w:ascii="Aptos" w:hAnsi="Aptos"/>
+          <w:sz w:val="22"/>
+          <w:szCs w:val="22"/>
+        </w:rPr>
+        <w:t>T</w:t>
+      </w:r>
+      <w:r>
+        <w:rPr>
+          <w:rFonts w:ascii="Aptos" w:hAnsi="Aptos"/>
+          <w:sz w:val="22"/>
+          <w:szCs w:val="22"/>
+        </w:rPr>
+        <w:t>riggers</w:t>
+      </w:r>
+      <w:r>
+        <w:rPr>
+          <w:rFonts w:ascii="Aptos" w:hAnsi="Aptos"/>
+          <w:sz w:val="22"/>
+          <w:szCs w:val="22"/>
+        </w:rPr>
+        <w:t>,</w:t>
+      </w:r>
+      <w:r>
+        <w:rPr>
+          <w:rFonts w:ascii="Aptos" w:hAnsi="Aptos"/>
+          <w:sz w:val="22"/>
+          <w:szCs w:val="22"/>
+        </w:rPr>
+        <w:t xml:space="preserve"> Flo</w:t>
+      </w:r>
+      <w:r>
+        <w:rPr>
+          <w:rFonts w:ascii="Aptos" w:hAnsi="Aptos"/>
+          <w:sz w:val="22"/>
+          <w:szCs w:val="22"/>
+        </w:rPr>
+        <w:t>ws</w:t>
+      </w:r>
+      <w:r>
+        <w:rPr>
+          <w:rFonts w:ascii="Aptos" w:hAnsi="Aptos"/>
+          <w:sz w:val="22"/>
+          <w:szCs w:val="22"/>
+        </w:rPr>
+        <w:t xml:space="preserve">, </w:t>
+      </w:r>
+      <w:r>
+        <w:rPr>
+          <w:rFonts w:ascii="Aptos" w:hAnsi="Aptos"/>
+          <w:sz w:val="22"/>
+          <w:szCs w:val="22"/>
+        </w:rPr>
+        <w:t>Security Settings.</w:t>
       </w:r>
     </w:p>
     <w:p>
@@ -1278,284 +1683,8 @@
           <w:rFonts w:ascii="Aptos" w:hAnsi="Aptos"/>
           <w:b/>
           <w:bCs/>
-        </w:rPr>
-        <w:t>Technology</w:t>
-      </w:r>
-      <w:r>
-        <w:rPr>
-          <w:rFonts w:ascii="Aptos" w:hAnsi="Aptos"/>
-          <w:b/>
-          <w:bCs/>
-        </w:rPr>
-        <w:t>:</w:t>
-      </w:r>
-      <w:r>
-        <w:rPr>
-          <w:rFonts w:ascii="Aptos" w:hAnsi="Aptos"/>
-          <w:b/>
-          <w:bCs/>
-          <w:sz w:val="22"/>
-          <w:szCs w:val="22"/>
-        </w:rPr>
-        <w:t xml:space="preserve"> </w:t>
-      </w:r>
-      <w:r>
-        <w:rPr>
-          <w:rFonts w:ascii="Aptos" w:hAnsi="Aptos"/>
-          <w:sz w:val="22"/>
-          <w:szCs w:val="22"/>
-        </w:rPr>
-        <w:t>Salesforce</w:t>
-      </w:r>
-      <w:r>
-        <w:rPr>
-          <w:rFonts w:ascii="Aptos" w:hAnsi="Aptos"/>
-          <w:sz w:val="22"/>
-          <w:szCs w:val="22"/>
-        </w:rPr>
-        <w:t xml:space="preserve"> Lightning</w:t>
-      </w:r>
-      <w:r>
-        <w:rPr>
-          <w:rFonts w:ascii="Aptos" w:hAnsi="Aptos"/>
-          <w:sz w:val="22"/>
-          <w:szCs w:val="22"/>
-        </w:rPr>
-        <w:t xml:space="preserve"> (LWC)</w:t>
-      </w:r>
-      <w:r>
-        <w:rPr>
-          <w:rFonts w:ascii="Aptos" w:hAnsi="Aptos"/>
-          <w:sz w:val="22"/>
-          <w:szCs w:val="22"/>
-        </w:rPr>
-        <w:t xml:space="preserve">, Apex Classes, </w:t>
-      </w:r>
-      <w:r>
-        <w:rPr>
-          <w:rFonts w:ascii="Aptos" w:hAnsi="Aptos"/>
-          <w:sz w:val="22"/>
-          <w:szCs w:val="22"/>
-        </w:rPr>
-        <w:t>T</w:t>
-      </w:r>
-      <w:r>
-        <w:rPr>
-          <w:rFonts w:ascii="Aptos" w:hAnsi="Aptos"/>
-          <w:sz w:val="22"/>
-          <w:szCs w:val="22"/>
-        </w:rPr>
-        <w:t>riggers</w:t>
-      </w:r>
-      <w:r>
-        <w:rPr>
-          <w:rFonts w:ascii="Aptos" w:hAnsi="Aptos"/>
-          <w:sz w:val="22"/>
-          <w:szCs w:val="22"/>
-        </w:rPr>
-        <w:t>,</w:t>
-      </w:r>
-      <w:r>
-        <w:rPr>
-          <w:rFonts w:ascii="Aptos" w:hAnsi="Aptos"/>
-          <w:sz w:val="22"/>
-          <w:szCs w:val="22"/>
-        </w:rPr>
-        <w:t xml:space="preserve"> Flow Builder, Aura Components,</w:t>
-      </w:r>
-      <w:r>
-        <w:rPr>
-          <w:rFonts w:ascii="Aptos" w:hAnsi="Aptos"/>
-          <w:sz w:val="22"/>
-          <w:szCs w:val="22"/>
-        </w:rPr>
-        <w:t xml:space="preserve"> </w:t>
-      </w:r>
-      <w:r>
-        <w:rPr>
-          <w:rFonts w:ascii="Aptos" w:hAnsi="Aptos"/>
-          <w:sz w:val="22"/>
-          <w:szCs w:val="22"/>
-        </w:rPr>
-        <w:t xml:space="preserve">App Builder, </w:t>
-      </w:r>
-      <w:r>
-        <w:rPr>
-          <w:rFonts w:ascii="Aptos" w:hAnsi="Aptos"/>
-          <w:sz w:val="22"/>
-          <w:szCs w:val="22"/>
-        </w:rPr>
-        <w:t>Rule Configuration</w:t>
-      </w:r>
-      <w:r>
-        <w:rPr>
-          <w:rFonts w:ascii="Aptos" w:hAnsi="Aptos"/>
-          <w:sz w:val="22"/>
-          <w:szCs w:val="22"/>
-        </w:rPr>
-        <w:t>, Cases</w:t>
-      </w:r>
-      <w:r>
-        <w:rPr>
-          <w:rFonts w:ascii="Aptos" w:hAnsi="Aptos"/>
-          <w:sz w:val="22"/>
-          <w:szCs w:val="22"/>
-        </w:rPr>
-        <w:t>, Sales Cloud, Service Cloud</w:t>
-      </w:r>
-      <w:r>
-        <w:rPr>
-          <w:rFonts w:ascii="Aptos" w:hAnsi="Aptos"/>
-          <w:sz w:val="22"/>
-          <w:szCs w:val="22"/>
-        </w:rPr>
-        <w:t>.</w:t>
-      </w:r>
-    </w:p>
-    <w:p>
-      <w:pPr>
-        <w:spacing w:after="0" w:line="276" w:lineRule="auto"/>
-        <w:rPr>
-          <w:rFonts w:ascii="Aptos" w:hAnsi="Aptos"/>
-          <w:b/>
-          <w:bCs/>
-          <w:sz w:val="14"/>
-          <w:szCs w:val="14"/>
-        </w:rPr>
-      </w:pPr>
-    </w:p>
-    <w:p>
-      <w:pPr>
-        <w:spacing w:after="0" w:line="276" w:lineRule="auto"/>
-        <w:rPr>
-          <w:rFonts w:ascii="Aptos" w:hAnsi="Aptos"/>
-          <w:sz w:val="22"/>
-          <w:szCs w:val="22"/>
-        </w:rPr>
-      </w:pPr>
-      <w:r>
-        <w:rPr>
-          <w:rFonts w:ascii="Aptos" w:hAnsi="Aptos"/>
-          <w:b/>
-          <w:bCs/>
-        </w:rPr>
-        <w:t>Project Desc</w:t>
-      </w:r>
-      <w:r>
-        <w:rPr>
-          <w:rFonts w:ascii="Aptos" w:hAnsi="Aptos"/>
-          <w:b/>
-          <w:bCs/>
-        </w:rPr>
-        <w:t>ription</w:t>
-      </w:r>
-      <w:r>
-        <w:rPr>
-          <w:rFonts w:ascii="Aptos" w:hAnsi="Aptos"/>
-          <w:b/>
-          <w:bCs/>
-          <w:sz w:val="22"/>
-          <w:szCs w:val="22"/>
-        </w:rPr>
-        <w:t xml:space="preserve">: </w:t>
-      </w:r>
-      <w:r>
-        <w:rPr>
-          <w:rFonts w:ascii="Aptos" w:hAnsi="Aptos"/>
-          <w:sz w:val="22"/>
-          <w:szCs w:val="22"/>
-        </w:rPr>
-        <w:t xml:space="preserve">MedConnect CRM is a Salesforce-based custom healthcare CRM designed to manage the entire patient journey from lead generation to post-care support. The platform </w:t>
-      </w:r>
-      <w:r>
-        <w:rPr>
-          <w:rFonts w:ascii="Aptos" w:hAnsi="Aptos"/>
-          <w:sz w:val="22"/>
-          <w:szCs w:val="22"/>
-        </w:rPr>
-        <w:t>combines</w:t>
-      </w:r>
-      <w:r>
-        <w:rPr>
-          <w:rFonts w:ascii="Aptos" w:hAnsi="Aptos"/>
-          <w:sz w:val="22"/>
-          <w:szCs w:val="22"/>
-        </w:rPr>
-        <w:t xml:space="preserve"> appointment scheduling, pharmacy management, invoicing, and customer service into a unified system.</w:t>
-      </w:r>
-      <w:r>
-        <w:rPr>
-          <w:rFonts w:ascii="Aptos" w:hAnsi="Aptos"/>
-          <w:sz w:val="22"/>
-          <w:szCs w:val="22"/>
-        </w:rPr>
-        <w:t xml:space="preserve"> </w:t>
-      </w:r>
-      <w:r>
-        <w:rPr>
-          <w:rFonts w:ascii="Aptos" w:hAnsi="Aptos"/>
-          <w:sz w:val="22"/>
-          <w:szCs w:val="22"/>
-        </w:rPr>
-        <w:t xml:space="preserve">This </w:t>
-      </w:r>
-      <w:r>
-        <w:rPr>
-          <w:rFonts w:ascii="Aptos" w:hAnsi="Aptos"/>
-          <w:sz w:val="22"/>
-          <w:szCs w:val="22"/>
-        </w:rPr>
-        <w:t>application</w:t>
-      </w:r>
-      <w:r>
-        <w:rPr>
-          <w:rFonts w:ascii="Aptos" w:hAnsi="Aptos"/>
-          <w:sz w:val="22"/>
-          <w:szCs w:val="22"/>
-        </w:rPr>
-        <w:t xml:space="preserve"> also features real-time billing synchronization and digital engagement through SMS and email</w:t>
-      </w:r>
-      <w:r>
-        <w:rPr>
-          <w:rFonts w:ascii="Aptos" w:hAnsi="Aptos"/>
-          <w:sz w:val="22"/>
-          <w:szCs w:val="22"/>
-        </w:rPr>
-        <w:t>s</w:t>
-      </w:r>
-      <w:r>
-        <w:rPr>
-          <w:rFonts w:ascii="Aptos" w:hAnsi="Aptos"/>
-          <w:sz w:val="22"/>
-          <w:szCs w:val="22"/>
-        </w:rPr>
-        <w:t>.</w:t>
-      </w:r>
-    </w:p>
-    <w:p>
-      <w:pPr>
-        <w:spacing w:after="0" w:line="276" w:lineRule="auto"/>
-        <w:rPr>
-          <w:rFonts w:ascii="Aptos" w:hAnsi="Aptos"/>
-          <w:sz w:val="14"/>
-          <w:szCs w:val="14"/>
-        </w:rPr>
-      </w:pPr>
-    </w:p>
-    <w:p>
-      <w:pPr>
-        <w:spacing w:after="0" w:line="276" w:lineRule="auto"/>
-        <w:rPr>
-          <w:rFonts w:ascii="Aptos" w:hAnsi="Aptos"/>
-          <w:b/>
-          <w:bCs/>
-        </w:rPr>
-      </w:pPr>
-      <w:r>
-        <w:rPr>
-          <w:rFonts w:ascii="Aptos" w:hAnsi="Aptos"/>
-          <w:b/>
-          <w:bCs/>
+          <w:sz w:val="22"/>
+          <w:szCs w:val="22"/>
         </w:rPr>
         <w:t>Responsibilities</w:t>
       </w:r>
@@ -1564,6 +1693,8 @@
           <w:rFonts w:ascii="Aptos" w:hAnsi="Aptos"/>
           <w:b/>
           <w:bCs/>
+          <w:sz w:val="22"/>
+          <w:szCs w:val="22"/>
         </w:rPr>
         <w:t>:</w:t>
       </w:r>
@@ -1588,71 +1719,7 @@
           <w:sz w:val="22"/>
           <w:szCs w:val="22"/>
         </w:rPr>
-        <w:t>Built dynamic lead capture forms</w:t>
-      </w:r>
-      <w:r>
-        <w:rPr>
-          <w:rFonts w:ascii="Aptos" w:hAnsi="Aptos"/>
-          <w:sz w:val="22"/>
-          <w:szCs w:val="22"/>
-        </w:rPr>
-        <w:t xml:space="preserve">, </w:t>
-      </w:r>
-      <w:r>
-        <w:rPr>
-          <w:rFonts w:ascii="Aptos" w:hAnsi="Aptos"/>
-          <w:sz w:val="22"/>
-          <w:szCs w:val="22"/>
-        </w:rPr>
-        <w:t xml:space="preserve">appointment booking </w:t>
-      </w:r>
-      <w:r>
-        <w:rPr>
-          <w:rFonts w:ascii="Aptos" w:hAnsi="Aptos"/>
-          <w:sz w:val="22"/>
-          <w:szCs w:val="22"/>
-        </w:rPr>
-        <w:t xml:space="preserve">pages </w:t>
-      </w:r>
-      <w:r>
-        <w:rPr>
-          <w:rFonts w:ascii="Aptos" w:hAnsi="Aptos"/>
-          <w:sz w:val="22"/>
-          <w:szCs w:val="22"/>
-        </w:rPr>
-        <w:t>with real-time doctor availability</w:t>
-      </w:r>
-      <w:r>
-        <w:rPr>
-          <w:rFonts w:ascii="Aptos" w:hAnsi="Aptos"/>
-          <w:sz w:val="22"/>
-          <w:szCs w:val="22"/>
-        </w:rPr>
-        <w:t xml:space="preserve"> using Lightning App Builder and LWC</w:t>
-      </w:r>
-      <w:r>
-        <w:rPr>
-          <w:rFonts w:ascii="Aptos" w:hAnsi="Aptos"/>
-          <w:sz w:val="22"/>
-          <w:szCs w:val="22"/>
-        </w:rPr>
-        <w:t xml:space="preserve"> for </w:t>
-      </w:r>
-      <w:r>
-        <w:rPr>
-          <w:rFonts w:ascii="Aptos" w:hAnsi="Aptos"/>
-          <w:sz w:val="22"/>
-          <w:szCs w:val="22"/>
-        </w:rPr>
-        <w:t>user friendly interface</w:t>
-      </w:r>
-      <w:r>
-        <w:rPr>
-          <w:rFonts w:ascii="Aptos" w:hAnsi="Aptos"/>
-          <w:sz w:val="22"/>
-          <w:szCs w:val="22"/>
-        </w:rPr>
-        <w:t>.</w:t>
+        <w:t>Designed Flows for creating follow-up appointments and care plans on clinical visit data.</w:t>
       </w:r>
     </w:p>
     <w:p>
@@ -1675,7 +1742,23 @@
           <w:sz w:val="22"/>
           <w:szCs w:val="22"/>
         </w:rPr>
-        <w:t>Created record-triggered flows to auto-assign leads based on region, department, and urgency.</w:t>
+        <w:t>Implemented</w:t>
+      </w:r>
+      <w:r>
+        <w:rPr>
+          <w:rFonts w:ascii="Aptos" w:hAnsi="Aptos"/>
+          <w:sz w:val="22"/>
+          <w:szCs w:val="22"/>
+        </w:rPr>
+        <w:t xml:space="preserve"> </w:t>
+      </w:r>
+      <w:r>
+        <w:rPr>
+          <w:rFonts w:ascii="Aptos" w:hAnsi="Aptos"/>
+          <w:sz w:val="22"/>
+          <w:szCs w:val="22"/>
+        </w:rPr>
+        <w:t>Screen Flows for care coordinators to capture patient data.</w:t>
       </w:r>
     </w:p>
     <w:p>
@@ -1698,55 +1781,7 @@
           <w:sz w:val="22"/>
           <w:szCs w:val="22"/>
         </w:rPr>
-        <w:t>Wrote Apex triggers to calculate lead scoring based on factors such as medical urgency, and insurance eligibility</w:t>
-      </w:r>
-      <w:r>
-        <w:rPr>
-          <w:rFonts w:ascii="Aptos" w:hAnsi="Aptos"/>
-          <w:sz w:val="22"/>
-          <w:szCs w:val="22"/>
-        </w:rPr>
-        <w:t>,</w:t>
-      </w:r>
-      <w:r>
-        <w:rPr>
-          <w:rFonts w:ascii="Aptos" w:hAnsi="Aptos"/>
-          <w:sz w:val="22"/>
-          <w:szCs w:val="22"/>
-        </w:rPr>
-        <w:t xml:space="preserve"> to auto</w:t>
-      </w:r>
-      <w:r>
-        <w:rPr>
-          <w:rFonts w:ascii="Aptos" w:hAnsi="Aptos"/>
-          <w:sz w:val="22"/>
-          <w:szCs w:val="22"/>
-        </w:rPr>
-        <w:t xml:space="preserve"> </w:t>
-      </w:r>
-      <w:r>
-        <w:rPr>
-          <w:rFonts w:ascii="Aptos" w:hAnsi="Aptos"/>
-          <w:sz w:val="22"/>
-          <w:szCs w:val="22"/>
-        </w:rPr>
-        <w:t xml:space="preserve">convert </w:t>
-      </w:r>
-      <w:r>
-        <w:rPr>
-          <w:rFonts w:ascii="Aptos" w:hAnsi="Aptos"/>
-          <w:sz w:val="22"/>
-          <w:szCs w:val="22"/>
-        </w:rPr>
-        <w:t>high priority</w:t>
-      </w:r>
-      <w:r>
-        <w:rPr>
-          <w:rFonts w:ascii="Aptos" w:hAnsi="Aptos"/>
-          <w:sz w:val="22"/>
-          <w:szCs w:val="22"/>
-        </w:rPr>
-        <w:t xml:space="preserve"> leads into patients or cases</w:t>
+        <w:t>Created Apex triggers to enforce data integrity when linking patients</w:t>
       </w:r>
       <w:r>
         <w:rPr>
@@ -1777,39 +1812,23 @@
           <w:sz w:val="22"/>
           <w:szCs w:val="22"/>
         </w:rPr>
-        <w:t>Developed Apex logic to automatically send email notifications for important updates</w:t>
-      </w:r>
-      <w:r>
-        <w:rPr>
-          <w:rFonts w:ascii="Aptos" w:hAnsi="Aptos"/>
-          <w:sz w:val="22"/>
-          <w:szCs w:val="22"/>
-        </w:rPr>
-        <w:t xml:space="preserve"> and</w:t>
-      </w:r>
-      <w:r>
-        <w:rPr>
-          <w:rFonts w:ascii="Aptos" w:hAnsi="Aptos"/>
-          <w:sz w:val="22"/>
-          <w:szCs w:val="22"/>
-        </w:rPr>
-        <w:t xml:space="preserve"> reminder</w:t>
-      </w:r>
-      <w:r>
-        <w:rPr>
-          <w:rFonts w:ascii="Aptos" w:hAnsi="Aptos"/>
-          <w:sz w:val="22"/>
-          <w:szCs w:val="22"/>
-        </w:rPr>
-        <w:t>s</w:t>
-      </w:r>
-      <w:r>
-        <w:rPr>
-          <w:rFonts w:ascii="Aptos" w:hAnsi="Aptos"/>
-          <w:sz w:val="22"/>
-          <w:szCs w:val="22"/>
-        </w:rPr>
-        <w:t>.</w:t>
+        <w:t xml:space="preserve">Developed Scheduled </w:t>
+      </w:r>
+      <w:r>
+        <w:rPr>
+          <w:rFonts w:ascii="Aptos" w:hAnsi="Aptos"/>
+          <w:sz w:val="22"/>
+          <w:szCs w:val="22"/>
+        </w:rPr>
+        <w:t>Apex</w:t>
+      </w:r>
+      <w:r>
+        <w:rPr>
+          <w:rFonts w:ascii="Aptos" w:hAnsi="Aptos"/>
+          <w:sz w:val="22"/>
+          <w:szCs w:val="22"/>
+        </w:rPr>
+        <w:t xml:space="preserve"> to send appointment and medication reminders.</w:t>
       </w:r>
     </w:p>
     <w:p>
@@ -1832,23 +1851,23 @@
           <w:sz w:val="22"/>
           <w:szCs w:val="22"/>
         </w:rPr>
-        <w:t>Used screen flows to guide front-desk staff through multi-step patient processes, including insurance verification, appointment slot selection</w:t>
-      </w:r>
-      <w:r>
-        <w:rPr>
-          <w:rFonts w:ascii="Aptos" w:hAnsi="Aptos"/>
-          <w:sz w:val="22"/>
-          <w:szCs w:val="22"/>
-        </w:rPr>
-        <w:t xml:space="preserve"> and checking availability</w:t>
-      </w:r>
-      <w:r>
-        <w:rPr>
-          <w:rFonts w:ascii="Aptos" w:hAnsi="Aptos"/>
-          <w:sz w:val="22"/>
-          <w:szCs w:val="22"/>
-        </w:rPr>
-        <w:t>.</w:t>
+        <w:t xml:space="preserve">Applied Custom Metadata Types and Custom Settings to manage configuration </w:t>
+      </w:r>
+      <w:r>
+        <w:rPr>
+          <w:rFonts w:ascii="Aptos" w:hAnsi="Aptos"/>
+          <w:sz w:val="22"/>
+          <w:szCs w:val="22"/>
+        </w:rPr>
+        <w:t>for</w:t>
+      </w:r>
+      <w:r>
+        <w:rPr>
+          <w:rFonts w:ascii="Aptos" w:hAnsi="Aptos"/>
+          <w:sz w:val="22"/>
+          <w:szCs w:val="22"/>
+        </w:rPr>
+        <w:t xml:space="preserve"> rules.</w:t>
       </w:r>
     </w:p>
     <w:p>
@@ -1871,7 +1890,7 @@
           <w:sz w:val="22"/>
           <w:szCs w:val="22"/>
         </w:rPr>
-        <w:t>Implemented flow-based case assignment and SLA tracking, ensuring that urgent patient issues were prioritized and escalated appropriately with automated reminders</w:t>
+        <w:t>Developed custom LWC components to visualize patient journey stages</w:t>
       </w:r>
       <w:r>
         <w:rPr>
@@ -1902,97 +1921,108 @@
           <w:sz w:val="22"/>
           <w:szCs w:val="22"/>
         </w:rPr>
-        <w:t xml:space="preserve">Worked on </w:t>
-      </w:r>
-      <w:r>
-        <w:rPr>
-          <w:rFonts w:ascii="Aptos" w:hAnsi="Aptos"/>
-          <w:sz w:val="22"/>
-          <w:szCs w:val="22"/>
-        </w:rPr>
-        <w:t>Proof of Concept</w:t>
-      </w:r>
-      <w:r>
-        <w:rPr>
-          <w:rFonts w:ascii="Aptos" w:hAnsi="Aptos"/>
-          <w:sz w:val="22"/>
-          <w:szCs w:val="22"/>
-        </w:rPr>
-        <w:t xml:space="preserve">s </w:t>
-      </w:r>
-      <w:r>
-        <w:rPr>
-          <w:rFonts w:ascii="Aptos" w:hAnsi="Aptos"/>
-          <w:sz w:val="22"/>
-          <w:szCs w:val="22"/>
-        </w:rPr>
-        <w:t>related</w:t>
-      </w:r>
-      <w:r>
-        <w:rPr>
-          <w:rFonts w:ascii="Aptos" w:hAnsi="Aptos"/>
-          <w:sz w:val="22"/>
-          <w:szCs w:val="22"/>
-        </w:rPr>
-        <w:t xml:space="preserve"> to Agentforce and Data cloud for reading and managing data.</w:t>
-      </w:r>
-    </w:p>
-    <w:p>
-      <w:pPr>
+        <w:t>Customized Health Cloud data model for objects to suit project workflows.</w:t>
+      </w:r>
+    </w:p>
+    <w:p>
+      <w:pPr>
+        <w:pStyle w:val="ListParagraph"/>
+        <w:numPr>
+          <w:ilvl w:val="0"/>
+          <w:numId w:val="7"/>
+        </w:numPr>
         <w:spacing w:after="0" w:line="276" w:lineRule="auto"/>
         <w:rPr>
           <w:rFonts w:ascii="Aptos" w:hAnsi="Aptos"/>
-        </w:rPr>
-      </w:pPr>
+          <w:sz w:val="22"/>
+          <w:szCs w:val="22"/>
+        </w:rPr>
+      </w:pPr>
+      <w:r>
+        <w:rPr>
+          <w:rFonts w:ascii="Aptos" w:hAnsi="Aptos"/>
+          <w:sz w:val="22"/>
+          <w:szCs w:val="22"/>
+        </w:rPr>
+        <w:t>Worked with Health Cloud Console to improve usability for care coordinators and providers.</w:t>
+      </w:r>
     </w:p>
     <w:p>
       <w:pPr>
         <w:spacing w:after="0" w:line="276" w:lineRule="auto"/>
         <w:rPr>
           <w:rFonts w:ascii="Aptos" w:hAnsi="Aptos"/>
-          <w:sz w:val="22"/>
-          <w:szCs w:val="22"/>
-        </w:rPr>
-      </w:pPr>
-      <w:r>
-        <w:rPr>
-          <w:rFonts w:ascii="Aptos" w:hAnsi="Aptos"/>
-          <w:b/>
-          <w:bCs/>
-        </w:rPr>
-        <w:t xml:space="preserve">Tata Consultancy Services  |  </w:t>
-      </w:r>
-      <w:r>
-        <w:rPr>
-          <w:rFonts w:ascii="Aptos" w:hAnsi="Aptos"/>
-          <w:b/>
-          <w:bCs/>
-        </w:rPr>
-        <w:t>Administrator and Support</w:t>
-      </w:r>
-      <w:r>
-        <w:rPr>
-          <w:rFonts w:ascii="Aptos" w:hAnsi="Aptos"/>
-          <w:b/>
-          <w:bCs/>
-        </w:rPr>
-        <w:t xml:space="preserve"> –</w:t>
-      </w:r>
-      <w:r>
-        <w:rPr>
-          <w:rFonts w:ascii="Aptos" w:hAnsi="Aptos"/>
-          <w:sz w:val="22"/>
-          <w:szCs w:val="22"/>
+          <w:b/>
+          <w:bCs/>
+        </w:rPr>
+      </w:pPr>
+    </w:p>
+    <w:p>
+      <w:pPr>
+        <w:spacing w:after="0" w:line="276" w:lineRule="auto"/>
+        <w:rPr>
+          <w:rFonts w:ascii="Aptos" w:hAnsi="Aptos"/>
+          <w:sz w:val="22"/>
+          <w:szCs w:val="22"/>
+        </w:rPr>
+      </w:pPr>
+      <w:r>
+        <w:rPr>
+          <w:rFonts w:ascii="Aptos" w:hAnsi="Aptos"/>
+          <w:b/>
+          <w:bCs/>
+        </w:rPr>
+        <w:t xml:space="preserve">Project: </w:t>
+      </w:r>
+      <w:r>
+        <w:rPr>
+          <w:rFonts w:ascii="Aptos" w:hAnsi="Aptos"/>
+          <w:b/>
+          <w:bCs/>
+        </w:rPr>
+        <w:t xml:space="preserve">MedConnect, </w:t>
+      </w:r>
+      <w:r>
+        <w:rPr>
+          <w:rFonts w:ascii="Aptos" w:hAnsi="Aptos"/>
+          <w:b/>
+          <w:bCs/>
+        </w:rPr>
+        <w:t>Onelink</w:t>
+      </w:r>
+      <w:r>
+        <w:rPr>
+          <w:rFonts w:ascii="Aptos" w:hAnsi="Aptos"/>
         </w:rPr>
         <w:t xml:space="preserve"> </w:t>
       </w:r>
       <w:r>
         <w:rPr>
           <w:rFonts w:ascii="Aptos" w:hAnsi="Aptos"/>
-          <w:sz w:val="22"/>
-          <w:szCs w:val="22"/>
-        </w:rPr>
-        <w:t>July</w:t>
+        </w:rPr>
+        <w:t xml:space="preserve"> </w:t>
+      </w:r>
+      <w:r>
+        <w:rPr>
+          <w:rFonts w:ascii="Aptos" w:hAnsi="Aptos"/>
+        </w:rPr>
+        <w:t>–</w:t>
+      </w:r>
+      <w:r>
+        <w:rPr>
+          <w:rFonts w:ascii="Aptos" w:hAnsi="Aptos"/>
+          <w:sz w:val="22"/>
+          <w:szCs w:val="22"/>
+        </w:rPr>
+        <w:t xml:space="preserve"> </w:t>
+      </w:r>
+      <w:r>
+        <w:rPr>
+          <w:rFonts w:ascii="Aptos" w:hAnsi="Aptos"/>
+          <w:sz w:val="22"/>
+          <w:szCs w:val="22"/>
+        </w:rPr>
+        <w:t>Sep</w:t>
       </w:r>
       <w:r>
         <w:rPr>
@@ -2060,7 +2090,7 @@
           <w:b/>
           <w:bCs/>
         </w:rPr>
-        <w:t>Project:</w:t>
+        <w:t>Technology:</w:t>
       </w:r>
       <w:r>
         <w:rPr>
@@ -2078,15 +2108,55 @@
           <w:sz w:val="22"/>
           <w:szCs w:val="22"/>
         </w:rPr>
-        <w:t>MedConnect CRM, O</w:t>
-      </w:r>
-      <w:r>
-        <w:rPr>
-          <w:rFonts w:ascii="Aptos" w:hAnsi="Aptos"/>
-          <w:sz w:val="22"/>
-          <w:szCs w:val="22"/>
-        </w:rPr>
-        <w:t>nelink ERP Systems.</w:t>
+        <w:t>SFDC</w:t>
+      </w:r>
+      <w:r>
+        <w:rPr>
+          <w:rFonts w:ascii="Aptos" w:hAnsi="Aptos"/>
+          <w:sz w:val="22"/>
+          <w:szCs w:val="22"/>
+        </w:rPr>
+        <w:t xml:space="preserve">, </w:t>
+      </w:r>
+      <w:r>
+        <w:rPr>
+          <w:rFonts w:ascii="Aptos" w:hAnsi="Aptos"/>
+          <w:sz w:val="22"/>
+          <w:szCs w:val="22"/>
+        </w:rPr>
+        <w:t xml:space="preserve">Sandboxes, </w:t>
+      </w:r>
+      <w:r>
+        <w:rPr>
+          <w:rFonts w:ascii="Aptos" w:hAnsi="Aptos"/>
+          <w:sz w:val="22"/>
+          <w:szCs w:val="22"/>
+        </w:rPr>
+        <w:t>PowerShell</w:t>
+      </w:r>
+      <w:r>
+        <w:rPr>
+          <w:rFonts w:ascii="Aptos" w:hAnsi="Aptos"/>
+          <w:sz w:val="22"/>
+          <w:szCs w:val="22"/>
+        </w:rPr>
+        <w:t>, Bash</w:t>
+      </w:r>
+      <w:r>
+        <w:rPr>
+          <w:rFonts w:ascii="Aptos" w:hAnsi="Aptos"/>
+          <w:sz w:val="22"/>
+          <w:szCs w:val="22"/>
+        </w:rPr>
+        <w:t>, Windows, Unix</w:t>
+      </w:r>
+      <w:r>
+        <w:rPr>
+          <w:rFonts w:ascii="Aptos" w:hAnsi="Aptos"/>
+          <w:sz w:val="22"/>
+          <w:szCs w:val="22"/>
+        </w:rPr>
+        <w:t>.</w:t>
       </w:r>
     </w:p>
     <w:p>
@@ -2105,238 +2175,9 @@
           <w:rFonts w:ascii="Aptos" w:hAnsi="Aptos"/>
           <w:b/>
           <w:bCs/>
-        </w:rPr>
-        <w:t>Technology:</w:t>
-      </w:r>
-      <w:r>
-        <w:rPr>
-          <w:rFonts w:ascii="Aptos" w:hAnsi="Aptos"/>
-          <w:sz w:val="22"/>
-          <w:szCs w:val="22"/>
-        </w:rPr>
-        <w:t xml:space="preserve"> </w:t>
-      </w:r>
-      <w:r>
-        <w:rPr>
-          <w:rFonts w:ascii="Aptos" w:hAnsi="Aptos"/>
-          <w:sz w:val="22"/>
-          <w:szCs w:val="22"/>
-        </w:rPr>
-        <w:t xml:space="preserve">Copado, </w:t>
-      </w:r>
-      <w:r>
-        <w:rPr>
-          <w:rFonts w:ascii="Aptos" w:hAnsi="Aptos"/>
-          <w:sz w:val="22"/>
-          <w:szCs w:val="22"/>
-        </w:rPr>
-        <w:t xml:space="preserve">Sandbox, </w:t>
-      </w:r>
-      <w:r>
-        <w:rPr>
-          <w:rFonts w:ascii="Aptos" w:hAnsi="Aptos"/>
-          <w:sz w:val="22"/>
-          <w:szCs w:val="22"/>
-        </w:rPr>
-        <w:t xml:space="preserve">Permission Set, </w:t>
-      </w:r>
-      <w:r>
-        <w:rPr>
-          <w:rFonts w:ascii="Aptos" w:hAnsi="Aptos"/>
-          <w:sz w:val="22"/>
-          <w:szCs w:val="22"/>
-        </w:rPr>
-        <w:t>W</w:t>
-      </w:r>
-      <w:r>
-        <w:rPr>
-          <w:rFonts w:ascii="Aptos" w:hAnsi="Aptos"/>
-          <w:sz w:val="22"/>
-          <w:szCs w:val="22"/>
-        </w:rPr>
-        <w:t>ebLogic</w:t>
-      </w:r>
-      <w:r>
-        <w:rPr>
-          <w:rFonts w:ascii="Aptos" w:hAnsi="Aptos"/>
-          <w:sz w:val="22"/>
-          <w:szCs w:val="22"/>
-        </w:rPr>
-        <w:t>, W</w:t>
-      </w:r>
-      <w:r>
-        <w:rPr>
-          <w:rFonts w:ascii="Aptos" w:hAnsi="Aptos"/>
-          <w:sz w:val="22"/>
-          <w:szCs w:val="22"/>
-        </w:rPr>
-        <w:t xml:space="preserve">indows Server, Unix Server, </w:t>
-      </w:r>
-      <w:r>
-        <w:rPr>
-          <w:rFonts w:ascii="Aptos" w:hAnsi="Aptos"/>
-          <w:sz w:val="22"/>
-          <w:szCs w:val="22"/>
-        </w:rPr>
-        <w:t>Bash, PowerShell</w:t>
-      </w:r>
-      <w:r>
-        <w:rPr>
-          <w:rFonts w:ascii="Aptos" w:hAnsi="Aptos"/>
-          <w:sz w:val="22"/>
-          <w:szCs w:val="22"/>
-        </w:rPr>
-        <w:t>.</w:t>
-      </w:r>
-    </w:p>
-    <w:p>
-      <w:pPr>
-        <w:spacing w:after="0" w:line="276" w:lineRule="auto"/>
-        <w:rPr>
-          <w:rFonts w:ascii="Aptos" w:hAnsi="Aptos"/>
-          <w:b/>
-          <w:bCs/>
-          <w:sz w:val="14"/>
-          <w:szCs w:val="14"/>
-        </w:rPr>
-      </w:pPr>
-    </w:p>
-    <w:p>
-      <w:pPr>
-        <w:spacing w:after="0" w:line="276" w:lineRule="auto"/>
-        <w:rPr>
-          <w:rFonts w:ascii="Aptos" w:hAnsi="Aptos"/>
-          <w:sz w:val="22"/>
-          <w:szCs w:val="22"/>
-        </w:rPr>
-      </w:pPr>
-      <w:r>
-        <w:rPr>
-          <w:rFonts w:ascii="Aptos" w:hAnsi="Aptos"/>
-          <w:b/>
-          <w:bCs/>
-        </w:rPr>
-        <w:t>Project Description</w:t>
-      </w:r>
-      <w:r>
-        <w:rPr>
-          <w:rFonts w:ascii="Aptos" w:hAnsi="Aptos"/>
-          <w:b/>
-          <w:bCs/>
-          <w:sz w:val="22"/>
-          <w:szCs w:val="22"/>
-        </w:rPr>
-        <w:t xml:space="preserve">: </w:t>
-      </w:r>
-      <w:r>
-        <w:rPr>
-          <w:rFonts w:ascii="Aptos" w:hAnsi="Aptos"/>
-          <w:sz w:val="22"/>
-          <w:szCs w:val="22"/>
-        </w:rPr>
-        <w:t xml:space="preserve">Provided Administrative Support for the MedConnect application along with </w:t>
-      </w:r>
-      <w:r>
-        <w:rPr>
-          <w:rFonts w:ascii="Aptos" w:hAnsi="Aptos"/>
-          <w:sz w:val="22"/>
-          <w:szCs w:val="22"/>
-        </w:rPr>
-        <w:t>Onelink ERP application</w:t>
-      </w:r>
-      <w:r>
-        <w:rPr>
-          <w:rFonts w:ascii="Aptos" w:hAnsi="Aptos"/>
-          <w:sz w:val="22"/>
-          <w:szCs w:val="22"/>
-        </w:rPr>
-        <w:t xml:space="preserve"> by maintaining servers and developing scripting languages. Onelink</w:t>
-      </w:r>
-      <w:r>
-        <w:rPr>
-          <w:rFonts w:ascii="Aptos" w:hAnsi="Aptos"/>
-          <w:sz w:val="22"/>
-          <w:szCs w:val="22"/>
-        </w:rPr>
-        <w:t xml:space="preserve"> application is closely integrated</w:t>
-      </w:r>
-      <w:r>
-        <w:rPr>
-          <w:rFonts w:ascii="Aptos" w:hAnsi="Aptos"/>
-          <w:sz w:val="22"/>
-          <w:szCs w:val="22"/>
-        </w:rPr>
-        <w:t xml:space="preserve"> </w:t>
-      </w:r>
-      <w:r>
-        <w:rPr>
-          <w:rFonts w:ascii="Aptos" w:hAnsi="Aptos"/>
-          <w:sz w:val="22"/>
-          <w:szCs w:val="22"/>
-        </w:rPr>
-        <w:t>with various 3rd party applications like Vertex, Kofax, Cognos</w:t>
-      </w:r>
-      <w:r>
-        <w:rPr>
-          <w:rFonts w:ascii="Aptos" w:hAnsi="Aptos"/>
-          <w:sz w:val="22"/>
-          <w:szCs w:val="22"/>
-        </w:rPr>
-        <w:t xml:space="preserve"> for tax calculations and</w:t>
-      </w:r>
-      <w:r>
-        <w:rPr>
-          <w:rFonts w:ascii="Aptos" w:hAnsi="Aptos"/>
-          <w:sz w:val="22"/>
-          <w:szCs w:val="22"/>
-        </w:rPr>
-        <w:t xml:space="preserve"> </w:t>
-      </w:r>
-      <w:r>
-        <w:rPr>
-          <w:rFonts w:ascii="Aptos" w:hAnsi="Aptos"/>
-          <w:sz w:val="22"/>
-          <w:szCs w:val="22"/>
-        </w:rPr>
-        <w:t>faxing</w:t>
-      </w:r>
-      <w:r>
-        <w:rPr>
-          <w:rFonts w:ascii="Aptos" w:hAnsi="Aptos"/>
-          <w:sz w:val="22"/>
-          <w:szCs w:val="22"/>
-        </w:rPr>
-        <w:t>.</w:t>
-      </w:r>
-    </w:p>
-    <w:p>
-      <w:pPr>
-        <w:spacing w:after="0" w:line="276" w:lineRule="auto"/>
-        <w:rPr>
-          <w:rFonts w:ascii="Aptos" w:hAnsi="Aptos"/>
-          <w:b/>
-          <w:bCs/>
-          <w:sz w:val="14"/>
-          <w:szCs w:val="14"/>
-        </w:rPr>
-      </w:pPr>
-    </w:p>
-    <w:p>
-      <w:pPr>
-        <w:spacing w:after="0" w:line="276" w:lineRule="auto"/>
-        <w:rPr>
-          <w:rFonts w:ascii="Aptos" w:hAnsi="Aptos"/>
-          <w:sz w:val="22"/>
-          <w:szCs w:val="22"/>
-        </w:rPr>
-      </w:pPr>
-      <w:r>
-        <w:rPr>
-          <w:rFonts w:ascii="Aptos" w:hAnsi="Aptos"/>
-          <w:b/>
-          <w:bCs/>
-        </w:rPr>
-        <w:lastRenderedPageBreak/>
+          <w:sz w:val="22"/>
+          <w:szCs w:val="22"/>
+        </w:rPr>
         <w:t>Responsibilities:</w:t>
       </w:r>
     </w:p>
@@ -2360,7 +2201,7 @@
           <w:sz w:val="22"/>
           <w:szCs w:val="22"/>
         </w:rPr>
-        <w:t>Maintained Salesforce sandboxes, performing regular refreshes to keep metadata aligned with production.</w:t>
+        <w:t>Refreshed Salesforce sandboxes regularly to align metadata with production environments.</w:t>
       </w:r>
     </w:p>
     <w:p>
@@ -2383,23 +2224,7 @@
           <w:sz w:val="22"/>
           <w:szCs w:val="22"/>
         </w:rPr>
-        <w:t xml:space="preserve">Regularly performed Salesforce data masking, test record cleanup, and </w:t>
-      </w:r>
-      <w:r>
-        <w:rPr>
-          <w:rFonts w:ascii="Aptos" w:hAnsi="Aptos"/>
-          <w:sz w:val="22"/>
-          <w:szCs w:val="22"/>
-        </w:rPr>
-        <w:t xml:space="preserve">auditing users and their permissions </w:t>
-      </w:r>
-      <w:r>
-        <w:rPr>
-          <w:rFonts w:ascii="Aptos" w:hAnsi="Aptos"/>
-          <w:sz w:val="22"/>
-          <w:szCs w:val="22"/>
-        </w:rPr>
-        <w:t xml:space="preserve">to ensure data security and compliance. </w:t>
+        <w:t>Monitored debug logs, cleared cache, and validated application stability and performance.</w:t>
       </w:r>
     </w:p>
     <w:p>
@@ -2422,7 +2247,7 @@
           <w:sz w:val="22"/>
           <w:szCs w:val="22"/>
         </w:rPr>
-        <w:t>Monitored logs, cleared cache, and validated the application to maintain stability and performance.</w:t>
+        <w:t>Created SOPs and deployment documents to support smooth change implementations.</w:t>
       </w:r>
     </w:p>
     <w:p>
@@ -2445,39 +2270,7 @@
           <w:sz w:val="22"/>
           <w:szCs w:val="22"/>
         </w:rPr>
-        <w:t>Created comprehensive documentation for SOPs and</w:t>
-      </w:r>
-      <w:r>
-        <w:rPr>
-          <w:rFonts w:ascii="Aptos" w:hAnsi="Aptos"/>
-          <w:sz w:val="22"/>
-          <w:szCs w:val="22"/>
-        </w:rPr>
-        <w:t xml:space="preserve"> </w:t>
-      </w:r>
-      <w:r>
-        <w:rPr>
-          <w:rFonts w:ascii="Aptos" w:hAnsi="Aptos"/>
-          <w:sz w:val="22"/>
-          <w:szCs w:val="22"/>
-        </w:rPr>
-        <w:t>change deployment plans to ensure smooth implementation of changes</w:t>
-      </w:r>
-      <w:r>
-        <w:rPr>
-          <w:rFonts w:ascii="Aptos" w:hAnsi="Aptos"/>
-          <w:sz w:val="22"/>
-          <w:szCs w:val="22"/>
-        </w:rPr>
-        <w:t xml:space="preserve"> and knowledge transition</w:t>
-      </w:r>
-      <w:r>
-        <w:rPr>
-          <w:rFonts w:ascii="Aptos" w:hAnsi="Aptos"/>
-          <w:sz w:val="22"/>
-          <w:szCs w:val="22"/>
-        </w:rPr>
-        <w:t>.</w:t>
+        <w:t>Ensured high application availability by continuously monitoring performance and system health.</w:t>
       </w:r>
     </w:p>
     <w:p>
@@ -2500,7 +2293,23 @@
           <w:sz w:val="22"/>
           <w:szCs w:val="22"/>
         </w:rPr>
-        <w:t>Monitored application performance and health to minimize disruptions and ensure high availability.</w:t>
+        <w:t xml:space="preserve">Automated maintenance and service recycles using </w:t>
+      </w:r>
+      <w:r>
+        <w:rPr>
+          <w:rFonts w:ascii="Aptos" w:hAnsi="Aptos"/>
+          <w:sz w:val="22"/>
+          <w:szCs w:val="22"/>
+        </w:rPr>
+        <w:t xml:space="preserve">Bash </w:t>
+      </w:r>
+      <w:r>
+        <w:rPr>
+          <w:rFonts w:ascii="Aptos" w:hAnsi="Aptos"/>
+          <w:sz w:val="22"/>
+          <w:szCs w:val="22"/>
+        </w:rPr>
+        <w:t>Scripting.</w:t>
       </w:r>
     </w:p>
     <w:p>
@@ -2523,95 +2332,7 @@
           <w:sz w:val="22"/>
           <w:szCs w:val="22"/>
         </w:rPr>
-        <w:t xml:space="preserve">Developed PowerShell </w:t>
-      </w:r>
-      <w:r>
-        <w:rPr>
-          <w:rFonts w:ascii="Aptos" w:hAnsi="Aptos"/>
-          <w:sz w:val="22"/>
-          <w:szCs w:val="22"/>
-        </w:rPr>
-        <w:t xml:space="preserve">and Bash </w:t>
-      </w:r>
-      <w:r>
-        <w:rPr>
-          <w:rFonts w:ascii="Aptos" w:hAnsi="Aptos"/>
-          <w:sz w:val="22"/>
-          <w:szCs w:val="22"/>
-        </w:rPr>
-        <w:t>scripts to extract data from online dashboards and local server files</w:t>
-      </w:r>
-      <w:r>
-        <w:rPr>
-          <w:rFonts w:ascii="Aptos" w:hAnsi="Aptos"/>
-          <w:sz w:val="22"/>
-          <w:szCs w:val="22"/>
-        </w:rPr>
-        <w:t xml:space="preserve"> to </w:t>
-      </w:r>
-      <w:r>
-        <w:rPr>
-          <w:rFonts w:ascii="Aptos" w:hAnsi="Aptos"/>
-          <w:sz w:val="22"/>
-          <w:szCs w:val="22"/>
-        </w:rPr>
-        <w:t>generating reports</w:t>
-      </w:r>
-      <w:r>
-        <w:rPr>
-          <w:rFonts w:ascii="Aptos" w:hAnsi="Aptos"/>
-          <w:sz w:val="22"/>
-          <w:szCs w:val="22"/>
-        </w:rPr>
-        <w:t xml:space="preserve"> and </w:t>
-      </w:r>
-      <w:r>
-        <w:rPr>
-          <w:rFonts w:ascii="Aptos" w:hAnsi="Aptos"/>
-          <w:sz w:val="22"/>
-          <w:szCs w:val="22"/>
-        </w:rPr>
-        <w:t>streamlin</w:t>
-      </w:r>
-      <w:r>
-        <w:rPr>
-          <w:rFonts w:ascii="Aptos" w:hAnsi="Aptos"/>
-          <w:sz w:val="22"/>
-          <w:szCs w:val="22"/>
-        </w:rPr>
-        <w:t>ing</w:t>
-      </w:r>
-      <w:r>
-        <w:rPr>
-          <w:rFonts w:ascii="Aptos" w:hAnsi="Aptos"/>
-          <w:sz w:val="22"/>
-          <w:szCs w:val="22"/>
-        </w:rPr>
-        <w:t xml:space="preserve"> daily operational tasks </w:t>
-      </w:r>
-      <w:r>
-        <w:rPr>
-          <w:rFonts w:ascii="Aptos" w:hAnsi="Aptos"/>
-          <w:sz w:val="22"/>
-          <w:szCs w:val="22"/>
-        </w:rPr>
-        <w:t>to</w:t>
-      </w:r>
-      <w:r>
-        <w:rPr>
-          <w:rFonts w:ascii="Aptos" w:hAnsi="Aptos"/>
-          <w:sz w:val="22"/>
-          <w:szCs w:val="22"/>
-        </w:rPr>
-        <w:t xml:space="preserve"> reducing manual effort</w:t>
-      </w:r>
-      <w:r>
-        <w:rPr>
-          <w:rFonts w:ascii="Aptos" w:hAnsi="Aptos"/>
-          <w:sz w:val="22"/>
-          <w:szCs w:val="22"/>
-        </w:rPr>
-        <w:t xml:space="preserve">. </w:t>
+        <w:t>Automated data extraction and reporting using PowerShell, reducing manual effort.</w:t>
       </w:r>
     </w:p>
     <w:p>
@@ -2870,7 +2591,15 @@
           <w:sz w:val="22"/>
           <w:szCs w:val="22"/>
         </w:rPr>
-        <w:t xml:space="preserve">Data </w:t>
+        <w:t>Health</w:t>
+      </w:r>
+      <w:r>
+        <w:rPr>
+          <w:rFonts w:ascii="Aptos" w:hAnsi="Aptos"/>
+          <w:sz w:val="22"/>
+          <w:szCs w:val="22"/>
+        </w:rPr>
+        <w:t xml:space="preserve"> </w:t>
       </w:r>
       <w:r>
         <w:rPr>
@@ -2886,23 +2615,23 @@
           <w:sz w:val="22"/>
           <w:szCs w:val="22"/>
         </w:rPr>
-        <w:t xml:space="preserve">, Lightning </w:t>
-      </w:r>
-      <w:r>
-        <w:rPr>
-          <w:rFonts w:ascii="Aptos" w:hAnsi="Aptos"/>
-          <w:sz w:val="22"/>
-          <w:szCs w:val="22"/>
-        </w:rPr>
-        <w:t>Components</w:t>
-      </w:r>
-      <w:r>
-        <w:rPr>
-          <w:rFonts w:ascii="Aptos" w:hAnsi="Aptos"/>
-          <w:sz w:val="22"/>
-          <w:szCs w:val="22"/>
-        </w:rPr>
-        <w:t>.</w:t>
+        <w:t xml:space="preserve">, </w:t>
+      </w:r>
+      <w:r>
+        <w:rPr>
+          <w:rFonts w:ascii="Aptos" w:hAnsi="Aptos"/>
+          <w:sz w:val="22"/>
+          <w:szCs w:val="22"/>
+        </w:rPr>
+        <w:t xml:space="preserve">Experience Cloud, </w:t>
+      </w:r>
+      <w:r>
+        <w:rPr>
+          <w:rFonts w:ascii="Aptos" w:hAnsi="Aptos"/>
+          <w:sz w:val="22"/>
+          <w:szCs w:val="22"/>
+        </w:rPr>
+        <w:t>LWC.</w:t>
       </w:r>
     </w:p>
     <w:p>
@@ -2935,37 +2664,37 @@
           <w:sz w:val="22"/>
           <w:szCs w:val="22"/>
         </w:rPr>
-        <w:t>Integrations</w:t>
-      </w:r>
-      <w:r>
-        <w:rPr>
-          <w:rFonts w:ascii="Aptos" w:hAnsi="Aptos"/>
-          <w:b/>
-          <w:bCs/>
-          <w:sz w:val="22"/>
-          <w:szCs w:val="22"/>
-        </w:rPr>
-        <w:t xml:space="preserve"> / Dev</w:t>
-      </w:r>
-      <w:r>
-        <w:rPr>
-          <w:rFonts w:ascii="Aptos" w:hAnsi="Aptos"/>
-          <w:b/>
-          <w:bCs/>
-          <w:sz w:val="22"/>
-          <w:szCs w:val="22"/>
-        </w:rPr>
-        <w:t>O</w:t>
-      </w:r>
-      <w:r>
-        <w:rPr>
-          <w:rFonts w:ascii="Aptos" w:hAnsi="Aptos"/>
-          <w:b/>
-          <w:bCs/>
-          <w:sz w:val="22"/>
-          <w:szCs w:val="22"/>
-        </w:rPr>
-        <w:t>ps</w:t>
+        <w:t>Application</w:t>
+      </w:r>
+      <w:r>
+        <w:rPr>
+          <w:rFonts w:ascii="Aptos" w:hAnsi="Aptos"/>
+          <w:b/>
+          <w:bCs/>
+          <w:sz w:val="22"/>
+          <w:szCs w:val="22"/>
+        </w:rPr>
+        <w:t>s</w:t>
+      </w:r>
+      <w:r>
+        <w:rPr>
+          <w:rFonts w:ascii="Aptos" w:hAnsi="Aptos"/>
+          <w:b/>
+          <w:bCs/>
+          <w:sz w:val="22"/>
+          <w:szCs w:val="22"/>
+        </w:rPr>
+        <w:t xml:space="preserve"> </w:t>
+      </w:r>
+      <w:r>
+        <w:rPr>
+          <w:rFonts w:ascii="Aptos" w:hAnsi="Aptos"/>
+          <w:b/>
+          <w:bCs/>
+          <w:sz w:val="22"/>
+          <w:szCs w:val="22"/>
+        </w:rPr>
+        <w:t>/ Integrations</w:t>
       </w:r>
       <w:r>
         <w:rPr>
@@ -2999,15 +2728,215 @@
           <w:sz w:val="22"/>
           <w:szCs w:val="22"/>
         </w:rPr>
-        <w:t>SFDX</w:t>
-      </w:r>
-      <w:r>
-        <w:rPr>
-          <w:rFonts w:ascii="Aptos" w:hAnsi="Aptos"/>
-          <w:sz w:val="22"/>
-          <w:szCs w:val="22"/>
-        </w:rPr>
-        <w:t>,</w:t>
+        <w:t>R</w:t>
+      </w:r>
+      <w:r>
+        <w:rPr>
+          <w:rFonts w:ascii="Aptos" w:hAnsi="Aptos"/>
+          <w:sz w:val="22"/>
+          <w:szCs w:val="22"/>
+        </w:rPr>
+        <w:t>EST</w:t>
+      </w:r>
+      <w:r>
+        <w:rPr>
+          <w:rFonts w:ascii="Aptos" w:hAnsi="Aptos"/>
+          <w:sz w:val="22"/>
+          <w:szCs w:val="22"/>
+        </w:rPr>
+        <w:t xml:space="preserve"> API</w:t>
+      </w:r>
+      <w:r>
+        <w:rPr>
+          <w:rFonts w:ascii="Aptos" w:hAnsi="Aptos"/>
+          <w:sz w:val="22"/>
+          <w:szCs w:val="22"/>
+        </w:rPr>
+        <w:t>, Agil</w:t>
+      </w:r>
+      <w:r>
+        <w:rPr>
+          <w:rFonts w:ascii="Aptos" w:hAnsi="Aptos"/>
+          <w:sz w:val="22"/>
+          <w:szCs w:val="22"/>
+        </w:rPr>
+        <w:t>e</w:t>
+      </w:r>
+      <w:r>
+        <w:rPr>
+          <w:rFonts w:ascii="Aptos" w:hAnsi="Aptos"/>
+          <w:sz w:val="22"/>
+          <w:szCs w:val="22"/>
+        </w:rPr>
+        <w:t xml:space="preserve">, AppExchange, </w:t>
+      </w:r>
+      <w:r>
+        <w:rPr>
+          <w:rFonts w:ascii="Aptos" w:hAnsi="Aptos"/>
+          <w:sz w:val="22"/>
+          <w:szCs w:val="22"/>
+          <w:lang w:val="en-US"/>
+        </w:rPr>
+        <w:t>Data Loader</w:t>
+      </w:r>
+      <w:r>
+        <w:rPr>
+          <w:rFonts w:ascii="Aptos" w:hAnsi="Aptos"/>
+          <w:sz w:val="22"/>
+          <w:szCs w:val="22"/>
+          <w:lang w:val="en-US"/>
+        </w:rPr>
+        <w:t>.</w:t>
+      </w:r>
+    </w:p>
+    <w:p>
+      <w:pPr>
+        <w:spacing w:after="0" w:line="276" w:lineRule="auto"/>
+        <w:rPr>
+          <w:rFonts w:ascii="Aptos" w:hAnsi="Aptos"/>
+          <w:sz w:val="22"/>
+          <w:szCs w:val="22"/>
+        </w:rPr>
+      </w:pPr>
+      <w:r>
+        <w:rPr>
+          <w:rFonts w:ascii="Aptos" w:hAnsi="Aptos"/>
+          <w:b/>
+          <w:bCs/>
+          <w:sz w:val="22"/>
+          <w:szCs w:val="22"/>
+        </w:rPr>
+        <w:t>E</w:t>
+      </w:r>
+      <w:r>
+        <w:rPr>
+          <w:rFonts w:ascii="Aptos" w:hAnsi="Aptos"/>
+          <w:b/>
+          <w:bCs/>
+          <w:sz w:val="22"/>
+          <w:szCs w:val="22"/>
+        </w:rPr>
+        <w:t xml:space="preserve">nterprise </w:t>
+      </w:r>
+      <w:r>
+        <w:rPr>
+          <w:rFonts w:ascii="Aptos" w:hAnsi="Aptos"/>
+          <w:b/>
+          <w:bCs/>
+          <w:sz w:val="22"/>
+          <w:szCs w:val="22"/>
+        </w:rPr>
+        <w:t>Tools:</w:t>
+      </w:r>
+      <w:r>
+        <w:rPr>
+          <w:rFonts w:ascii="Aptos" w:hAnsi="Aptos"/>
+          <w:b/>
+          <w:bCs/>
+          <w:sz w:val="22"/>
+          <w:szCs w:val="22"/>
+        </w:rPr>
+        <w:tab/>
+      </w:r>
+      <w:r>
+        <w:rPr>
+          <w:rFonts w:ascii="Aptos" w:hAnsi="Aptos"/>
+          <w:sz w:val="22"/>
+          <w:szCs w:val="22"/>
+        </w:rPr>
+        <w:tab/>
+      </w:r>
+      <w:r>
+        <w:rPr>
+          <w:rFonts w:ascii="Aptos" w:hAnsi="Aptos"/>
+          <w:sz w:val="22"/>
+          <w:szCs w:val="22"/>
+        </w:rPr>
+        <w:t>ServiceNow</w:t>
+      </w:r>
+      <w:r>
+        <w:rPr>
+          <w:rFonts w:ascii="Aptos" w:hAnsi="Aptos"/>
+          <w:sz w:val="22"/>
+          <w:szCs w:val="22"/>
+        </w:rPr>
+        <w:t>, JIRA</w:t>
+      </w:r>
+      <w:r>
+        <w:rPr>
+          <w:rFonts w:ascii="Aptos" w:hAnsi="Aptos"/>
+          <w:sz w:val="22"/>
+          <w:szCs w:val="22"/>
+        </w:rPr>
+        <w:t>, GitHub</w:t>
+      </w:r>
+      <w:r>
+        <w:rPr>
+          <w:rFonts w:ascii="Aptos" w:hAnsi="Aptos"/>
+          <w:sz w:val="22"/>
+          <w:szCs w:val="22"/>
+        </w:rPr>
+        <w:t xml:space="preserve">, </w:t>
+      </w:r>
+      <w:r>
+        <w:rPr>
+          <w:rFonts w:ascii="Aptos" w:hAnsi="Aptos"/>
+          <w:sz w:val="22"/>
+          <w:szCs w:val="22"/>
+        </w:rPr>
+        <w:t>Visual Studio</w:t>
+      </w:r>
+      <w:r>
+        <w:rPr>
+          <w:rFonts w:ascii="Aptos" w:hAnsi="Aptos"/>
+          <w:sz w:val="22"/>
+          <w:szCs w:val="22"/>
+        </w:rPr>
+        <w:t xml:space="preserve">, </w:t>
+      </w:r>
+      <w:r>
+        <w:rPr>
+          <w:rFonts w:ascii="Aptos" w:hAnsi="Aptos"/>
+          <w:sz w:val="22"/>
+          <w:szCs w:val="22"/>
+        </w:rPr>
+        <w:t xml:space="preserve">Windows, </w:t>
+      </w:r>
+      <w:r>
+        <w:rPr>
+          <w:rFonts w:ascii="Aptos" w:hAnsi="Aptos"/>
+          <w:sz w:val="22"/>
+          <w:szCs w:val="22"/>
+        </w:rPr>
+        <w:t>Uni</w:t>
+      </w:r>
+      <w:r>
+        <w:rPr>
+          <w:rFonts w:ascii="Aptos" w:hAnsi="Aptos"/>
+          <w:sz w:val="22"/>
+          <w:szCs w:val="22"/>
+        </w:rPr>
+        <w:t>x.</w:t>
+      </w:r>
+    </w:p>
+    <w:p>
+      <w:pPr>
+        <w:spacing w:after="0" w:line="276" w:lineRule="auto"/>
+        <w:rPr>
+          <w:rFonts w:ascii="Aptos" w:hAnsi="Aptos"/>
+          <w:sz w:val="22"/>
+          <w:szCs w:val="22"/>
+        </w:rPr>
+      </w:pPr>
+      <w:r>
+        <w:rPr>
+          <w:rFonts w:ascii="Aptos" w:hAnsi="Aptos"/>
+          <w:b/>
+          <w:bCs/>
+          <w:sz w:val="22"/>
+          <w:szCs w:val="22"/>
+        </w:rPr>
+        <w:t>Microsoft 365 Products:</w:t>
       </w:r>
       <w:r>
         <w:rPr>
@@ -3023,73 +2952,41 @@
           <w:sz w:val="22"/>
           <w:szCs w:val="22"/>
         </w:rPr>
-        <w:t>Rest API</w:t>
-      </w:r>
-      <w:r>
-        <w:rPr>
-          <w:rFonts w:ascii="Aptos" w:hAnsi="Aptos"/>
-          <w:sz w:val="22"/>
-          <w:szCs w:val="22"/>
-        </w:rPr>
-        <w:t xml:space="preserve">, </w:t>
-      </w:r>
-      <w:r>
-        <w:rPr>
-          <w:rFonts w:ascii="Aptos" w:hAnsi="Aptos"/>
-          <w:sz w:val="22"/>
-          <w:szCs w:val="22"/>
-        </w:rPr>
-        <w:t xml:space="preserve">Agentforce, </w:t>
-      </w:r>
-      <w:r>
-        <w:rPr>
-          <w:rFonts w:ascii="Aptos" w:hAnsi="Aptos"/>
-          <w:sz w:val="22"/>
-          <w:szCs w:val="22"/>
-        </w:rPr>
-        <w:t>Agile, DevOps.</w:t>
-      </w:r>
-    </w:p>
-    <w:p>
-      <w:pPr>
-        <w:tabs>
-          <w:tab w:val="left" w:pos="720"/>
-          <w:tab w:val="left" w:pos="1440"/>
-          <w:tab w:val="left" w:pos="2160"/>
-          <w:tab w:val="left" w:pos="2880"/>
-          <w:tab w:val="left" w:pos="3600"/>
-          <w:tab w:val="left" w:pos="4320"/>
-          <w:tab w:val="left" w:pos="5040"/>
-          <w:tab w:val="left" w:pos="5760"/>
-          <w:tab w:val="left" w:pos="6480"/>
-          <w:tab w:val="left" w:pos="7200"/>
-          <w:tab w:val="left" w:pos="8436"/>
-        </w:tabs>
+        <w:tab/>
+      </w:r>
+      <w:r>
+        <w:rPr>
+          <w:rFonts w:ascii="Aptos" w:hAnsi="Aptos"/>
+          <w:sz w:val="22"/>
+          <w:szCs w:val="22"/>
+        </w:rPr>
+        <w:t>Proficient in Microsoft 365 applications and tools.</w:t>
+      </w:r>
+    </w:p>
+    <w:p>
+      <w:pPr>
         <w:spacing w:after="0" w:line="276" w:lineRule="auto"/>
         <w:rPr>
           <w:rFonts w:ascii="Aptos" w:hAnsi="Aptos"/>
           <w:sz w:val="22"/>
           <w:szCs w:val="22"/>
-          <w:lang w:val="en-US"/>
-        </w:rPr>
-      </w:pPr>
-      <w:r>
-        <w:rPr>
-          <w:rFonts w:ascii="Aptos" w:hAnsi="Aptos"/>
-          <w:b/>
-          <w:bCs/>
-          <w:sz w:val="22"/>
-          <w:szCs w:val="22"/>
-          <w:lang w:val="en-US"/>
-        </w:rPr>
-        <w:t>Data Management:</w:t>
-      </w:r>
-      <w:r>
-        <w:rPr>
-          <w:rFonts w:ascii="Aptos" w:hAnsi="Aptos"/>
-          <w:sz w:val="22"/>
-          <w:szCs w:val="22"/>
-          <w:lang w:val="en-US"/>
+        </w:rPr>
+      </w:pPr>
+      <w:r>
+        <w:rPr>
+          <w:rFonts w:ascii="Aptos" w:hAnsi="Aptos"/>
+          <w:b/>
+          <w:bCs/>
+          <w:sz w:val="22"/>
+          <w:szCs w:val="22"/>
+        </w:rPr>
+        <w:t>Non-Technical Skills:</w:t>
+      </w:r>
+      <w:r>
+        <w:rPr>
+          <w:rFonts w:ascii="Aptos" w:hAnsi="Aptos"/>
+          <w:sz w:val="22"/>
+          <w:szCs w:val="22"/>
         </w:rPr>
         <w:t xml:space="preserve"> </w:t>
       </w:r>
@@ -3098,441 +2995,31 @@
           <w:rFonts w:ascii="Aptos" w:hAnsi="Aptos"/>
           <w:sz w:val="22"/>
           <w:szCs w:val="22"/>
-          <w:lang w:val="en-US"/>
-        </w:rPr>
-        <w:tab/>
-      </w:r>
-      <w:r>
-        <w:rPr>
-          <w:rFonts w:ascii="Aptos" w:hAnsi="Aptos"/>
-          <w:sz w:val="22"/>
-          <w:szCs w:val="22"/>
-          <w:lang w:val="en-US"/>
-        </w:rPr>
-        <w:tab/>
-      </w:r>
-      <w:r>
-        <w:rPr>
-          <w:rFonts w:ascii="Aptos" w:hAnsi="Aptos"/>
-          <w:sz w:val="22"/>
-          <w:szCs w:val="22"/>
-          <w:lang w:val="en-US"/>
-        </w:rPr>
-        <w:t>Data Loader, Workbench, Import Wizard</w:t>
-      </w:r>
-      <w:r>
-        <w:rPr>
-          <w:rFonts w:ascii="Aptos" w:hAnsi="Aptos"/>
-          <w:sz w:val="22"/>
-          <w:szCs w:val="22"/>
-          <w:lang w:val="en-US"/>
-        </w:rPr>
-        <w:t>.</w:t>
-      </w:r>
-    </w:p>
-    <w:p>
-      <w:pPr>
-        <w:tabs>
-          <w:tab w:val="left" w:pos="720"/>
-          <w:tab w:val="left" w:pos="1440"/>
-          <w:tab w:val="left" w:pos="2160"/>
-          <w:tab w:val="left" w:pos="2880"/>
-          <w:tab w:val="left" w:pos="3600"/>
-          <w:tab w:val="left" w:pos="4320"/>
-          <w:tab w:val="left" w:pos="5040"/>
-          <w:tab w:val="left" w:pos="5760"/>
-          <w:tab w:val="left" w:pos="6480"/>
-          <w:tab w:val="left" w:pos="7200"/>
-          <w:tab w:val="left" w:pos="8436"/>
-        </w:tabs>
-        <w:spacing w:after="0" w:line="276" w:lineRule="auto"/>
-        <w:rPr>
-          <w:rFonts w:ascii="Aptos" w:hAnsi="Aptos"/>
-          <w:sz w:val="22"/>
-          <w:szCs w:val="22"/>
-        </w:rPr>
-      </w:pPr>
-      <w:r>
-        <w:rPr>
-          <w:rFonts w:ascii="Aptos" w:hAnsi="Aptos"/>
-          <w:b/>
-          <w:bCs/>
-          <w:sz w:val="22"/>
-          <w:szCs w:val="22"/>
-        </w:rPr>
-        <w:t xml:space="preserve">Platform Automations: </w:t>
-      </w:r>
-      <w:r>
-        <w:rPr>
-          <w:rFonts w:ascii="Aptos" w:hAnsi="Aptos"/>
-          <w:b/>
-          <w:bCs/>
-          <w:sz w:val="22"/>
-          <w:szCs w:val="22"/>
-        </w:rPr>
-        <w:tab/>
-      </w:r>
-      <w:r>
-        <w:rPr>
-          <w:rFonts w:ascii="Aptos" w:hAnsi="Aptos"/>
-          <w:sz w:val="22"/>
-          <w:szCs w:val="22"/>
-        </w:rPr>
-        <w:t xml:space="preserve">Flow Builder, </w:t>
-      </w:r>
-      <w:r>
-        <w:rPr>
-          <w:rFonts w:ascii="Aptos" w:hAnsi="Aptos"/>
-          <w:sz w:val="22"/>
-          <w:szCs w:val="22"/>
-        </w:rPr>
-        <w:t>App Builder</w:t>
-      </w:r>
-      <w:r>
-        <w:rPr>
-          <w:rFonts w:ascii="Aptos" w:hAnsi="Aptos"/>
-          <w:sz w:val="22"/>
-          <w:szCs w:val="22"/>
-        </w:rPr>
-        <w:t>,</w:t>
-      </w:r>
-      <w:r>
-        <w:rPr>
-          <w:rFonts w:ascii="Aptos" w:hAnsi="Aptos"/>
-          <w:sz w:val="22"/>
-          <w:szCs w:val="22"/>
-        </w:rPr>
-        <w:t xml:space="preserve"> Rules,</w:t>
-      </w:r>
-      <w:r>
-        <w:rPr>
-          <w:rFonts w:ascii="Aptos" w:hAnsi="Aptos"/>
-          <w:sz w:val="22"/>
-          <w:szCs w:val="22"/>
-        </w:rPr>
-        <w:t xml:space="preserve"> </w:t>
-      </w:r>
-      <w:r>
-        <w:rPr>
-          <w:rFonts w:ascii="Aptos" w:hAnsi="Aptos"/>
-          <w:sz w:val="22"/>
-          <w:szCs w:val="22"/>
-        </w:rPr>
-        <w:t>Triggers</w:t>
-      </w:r>
-      <w:r>
-        <w:rPr>
-          <w:rFonts w:ascii="Aptos" w:hAnsi="Aptos"/>
-          <w:sz w:val="22"/>
-          <w:szCs w:val="22"/>
-        </w:rPr>
-        <w:t>, Batch</w:t>
-      </w:r>
-      <w:r>
-        <w:rPr>
-          <w:rFonts w:ascii="Aptos" w:hAnsi="Aptos"/>
-          <w:sz w:val="22"/>
-          <w:szCs w:val="22"/>
-        </w:rPr>
-        <w:t>.</w:t>
-      </w:r>
-    </w:p>
-    <w:p>
-      <w:pPr>
-        <w:spacing w:after="0" w:line="276" w:lineRule="auto"/>
-        <w:rPr>
-          <w:rFonts w:ascii="Aptos" w:hAnsi="Aptos"/>
-          <w:sz w:val="22"/>
-          <w:szCs w:val="22"/>
-        </w:rPr>
-      </w:pPr>
-      <w:r>
-        <w:rPr>
-          <w:rFonts w:ascii="Aptos" w:hAnsi="Aptos"/>
-          <w:b/>
-          <w:bCs/>
-          <w:sz w:val="22"/>
-          <w:szCs w:val="22"/>
-        </w:rPr>
-        <w:t xml:space="preserve">Application </w:t>
-      </w:r>
-      <w:r>
-        <w:rPr>
-          <w:rFonts w:ascii="Aptos" w:hAnsi="Aptos"/>
-          <w:b/>
-          <w:bCs/>
-          <w:sz w:val="22"/>
-          <w:szCs w:val="22"/>
-        </w:rPr>
-        <w:t>Consoles</w:t>
-      </w:r>
-      <w:r>
-        <w:rPr>
-          <w:rFonts w:ascii="Aptos" w:hAnsi="Aptos"/>
-          <w:b/>
-          <w:bCs/>
-          <w:sz w:val="22"/>
-          <w:szCs w:val="22"/>
-        </w:rPr>
-        <w:t>:</w:t>
-      </w:r>
-      <w:r>
-        <w:rPr>
-          <w:rFonts w:ascii="Aptos" w:hAnsi="Aptos"/>
-          <w:sz w:val="22"/>
-          <w:szCs w:val="22"/>
-        </w:rPr>
-        <w:t xml:space="preserve"> </w:t>
-      </w:r>
-      <w:r>
-        <w:rPr>
-          <w:rFonts w:ascii="Aptos" w:hAnsi="Aptos"/>
-          <w:sz w:val="22"/>
-          <w:szCs w:val="22"/>
-        </w:rPr>
-        <w:tab/>
-      </w:r>
-      <w:r>
-        <w:rPr>
-          <w:rFonts w:ascii="Aptos" w:hAnsi="Aptos"/>
-          <w:sz w:val="22"/>
-          <w:szCs w:val="22"/>
-        </w:rPr>
-        <w:t>SDFC</w:t>
-      </w:r>
-      <w:r>
-        <w:rPr>
-          <w:rFonts w:ascii="Aptos" w:hAnsi="Aptos"/>
-          <w:sz w:val="22"/>
-          <w:szCs w:val="22"/>
-        </w:rPr>
-        <w:t xml:space="preserve">, </w:t>
-      </w:r>
-      <w:r>
-        <w:rPr>
-          <w:rFonts w:ascii="Aptos" w:hAnsi="Aptos"/>
-          <w:sz w:val="22"/>
-          <w:szCs w:val="22"/>
-        </w:rPr>
-        <w:t>Salesforce AppExchange</w:t>
-      </w:r>
-      <w:r>
-        <w:rPr>
-          <w:rFonts w:ascii="Aptos" w:hAnsi="Aptos"/>
-          <w:sz w:val="22"/>
-          <w:szCs w:val="22"/>
-        </w:rPr>
-        <w:t>, Peoplesoft PIA</w:t>
-      </w:r>
-      <w:r>
-        <w:rPr>
-          <w:rFonts w:ascii="Aptos" w:hAnsi="Aptos"/>
-          <w:sz w:val="22"/>
-          <w:szCs w:val="22"/>
-        </w:rPr>
-        <w:t>.</w:t>
-      </w:r>
-    </w:p>
-    <w:p>
-      <w:pPr>
-        <w:spacing w:after="0" w:line="276" w:lineRule="auto"/>
-        <w:rPr>
-          <w:rFonts w:ascii="Aptos" w:hAnsi="Aptos"/>
-          <w:sz w:val="22"/>
-          <w:szCs w:val="22"/>
-        </w:rPr>
-      </w:pPr>
-      <w:r>
-        <w:rPr>
-          <w:rFonts w:ascii="Aptos" w:hAnsi="Aptos"/>
-          <w:b/>
-          <w:bCs/>
-          <w:sz w:val="22"/>
-          <w:szCs w:val="22"/>
-        </w:rPr>
-        <w:t>E</w:t>
-      </w:r>
-      <w:r>
-        <w:rPr>
-          <w:rFonts w:ascii="Aptos" w:hAnsi="Aptos"/>
-          <w:b/>
-          <w:bCs/>
-          <w:sz w:val="22"/>
-          <w:szCs w:val="22"/>
-        </w:rPr>
-        <w:t xml:space="preserve">nterprise </w:t>
-      </w:r>
-      <w:r>
-        <w:rPr>
-          <w:rFonts w:ascii="Aptos" w:hAnsi="Aptos"/>
-          <w:b/>
-          <w:bCs/>
-          <w:sz w:val="22"/>
-          <w:szCs w:val="22"/>
-        </w:rPr>
-        <w:t>Tools:</w:t>
-      </w:r>
-      <w:r>
-        <w:rPr>
-          <w:rFonts w:ascii="Aptos" w:hAnsi="Aptos"/>
-          <w:b/>
-          <w:bCs/>
-          <w:sz w:val="22"/>
-          <w:szCs w:val="22"/>
-        </w:rPr>
-        <w:tab/>
-      </w:r>
-      <w:r>
-        <w:rPr>
-          <w:rFonts w:ascii="Aptos" w:hAnsi="Aptos"/>
-          <w:sz w:val="22"/>
-          <w:szCs w:val="22"/>
-        </w:rPr>
-        <w:tab/>
-      </w:r>
-      <w:r>
-        <w:rPr>
-          <w:rFonts w:ascii="Aptos" w:hAnsi="Aptos"/>
-          <w:sz w:val="22"/>
-          <w:szCs w:val="22"/>
-        </w:rPr>
-        <w:t>ServiceNow</w:t>
-      </w:r>
-      <w:r>
-        <w:rPr>
-          <w:rFonts w:ascii="Aptos" w:hAnsi="Aptos"/>
-          <w:sz w:val="22"/>
-          <w:szCs w:val="22"/>
-        </w:rPr>
-        <w:t>, JIRA</w:t>
-      </w:r>
-      <w:r>
-        <w:rPr>
-          <w:rFonts w:ascii="Aptos" w:hAnsi="Aptos"/>
-          <w:sz w:val="22"/>
-          <w:szCs w:val="22"/>
-        </w:rPr>
-        <w:t>, GitHub</w:t>
-      </w:r>
-      <w:r>
-        <w:rPr>
-          <w:rFonts w:ascii="Aptos" w:hAnsi="Aptos"/>
-          <w:sz w:val="22"/>
-          <w:szCs w:val="22"/>
-        </w:rPr>
-        <w:t xml:space="preserve">, </w:t>
-      </w:r>
-      <w:r>
-        <w:rPr>
-          <w:rFonts w:ascii="Aptos" w:hAnsi="Aptos"/>
-          <w:sz w:val="22"/>
-          <w:szCs w:val="22"/>
-        </w:rPr>
-        <w:t xml:space="preserve">Confluence, </w:t>
-      </w:r>
-      <w:r>
-        <w:rPr>
-          <w:rFonts w:ascii="Aptos" w:hAnsi="Aptos"/>
-          <w:sz w:val="22"/>
-          <w:szCs w:val="22"/>
-        </w:rPr>
-        <w:t xml:space="preserve">Copado, </w:t>
-      </w:r>
-      <w:r>
-        <w:rPr>
-          <w:rFonts w:ascii="Aptos" w:hAnsi="Aptos"/>
-          <w:sz w:val="22"/>
-          <w:szCs w:val="22"/>
-        </w:rPr>
-        <w:t>Windows, Linux.</w:t>
-      </w:r>
-    </w:p>
-    <w:p>
-      <w:pPr>
-        <w:spacing w:after="0" w:line="276" w:lineRule="auto"/>
-        <w:rPr>
-          <w:rFonts w:ascii="Aptos" w:hAnsi="Aptos"/>
-          <w:sz w:val="22"/>
-          <w:szCs w:val="22"/>
-        </w:rPr>
-      </w:pPr>
-      <w:r>
-        <w:rPr>
-          <w:rFonts w:ascii="Aptos" w:hAnsi="Aptos"/>
-          <w:b/>
-          <w:bCs/>
-          <w:sz w:val="22"/>
-          <w:szCs w:val="22"/>
-        </w:rPr>
-        <w:t>Microsoft 365 Products:</w:t>
-      </w:r>
-      <w:r>
-        <w:rPr>
-          <w:rFonts w:ascii="Aptos" w:hAnsi="Aptos"/>
-          <w:sz w:val="22"/>
-          <w:szCs w:val="22"/>
-        </w:rPr>
-        <w:t xml:space="preserve"> </w:t>
-      </w:r>
-      <w:r>
-        <w:rPr>
-          <w:rFonts w:ascii="Aptos" w:hAnsi="Aptos"/>
-          <w:sz w:val="22"/>
-          <w:szCs w:val="22"/>
-        </w:rPr>
-        <w:tab/>
-      </w:r>
-      <w:r>
-        <w:rPr>
-          <w:rFonts w:ascii="Aptos" w:hAnsi="Aptos"/>
-          <w:sz w:val="22"/>
-          <w:szCs w:val="22"/>
-        </w:rPr>
-        <w:t>Proficient in Microsoft 365 applications and tools.</w:t>
-      </w:r>
-    </w:p>
-    <w:p>
-      <w:pPr>
-        <w:spacing w:after="0" w:line="276" w:lineRule="auto"/>
-        <w:rPr>
-          <w:rFonts w:ascii="Aptos" w:hAnsi="Aptos"/>
-          <w:sz w:val="22"/>
-          <w:szCs w:val="22"/>
-        </w:rPr>
-      </w:pPr>
-      <w:r>
-        <w:rPr>
-          <w:rFonts w:ascii="Aptos" w:hAnsi="Aptos"/>
-          <w:b/>
-          <w:bCs/>
-          <w:sz w:val="22"/>
-          <w:szCs w:val="22"/>
-        </w:rPr>
-        <w:t>Non-Technical Skills:</w:t>
-      </w:r>
-      <w:r>
-        <w:rPr>
-          <w:rFonts w:ascii="Aptos" w:hAnsi="Aptos"/>
-          <w:sz w:val="22"/>
-          <w:szCs w:val="22"/>
-        </w:rPr>
-        <w:t xml:space="preserve"> </w:t>
-      </w:r>
-      <w:r>
-        <w:rPr>
-          <w:rFonts w:ascii="Aptos" w:hAnsi="Aptos"/>
-          <w:sz w:val="22"/>
-          <w:szCs w:val="22"/>
-        </w:rPr>
-        <w:tab/>
-      </w:r>
-      <w:r>
-        <w:rPr>
-          <w:rFonts w:ascii="Aptos" w:hAnsi="Aptos"/>
-          <w:sz w:val="22"/>
-          <w:szCs w:val="22"/>
-        </w:rPr>
-        <w:tab/>
+        </w:rPr>
+        <w:tab/>
+      </w:r>
+      <w:r>
+        <w:rPr>
+          <w:rFonts w:ascii="Aptos" w:hAnsi="Aptos"/>
+          <w:sz w:val="22"/>
+          <w:szCs w:val="22"/>
+        </w:rPr>
+        <w:tab/>
+      </w:r>
+      <w:r>
+        <w:rPr>
+          <w:rFonts w:ascii="Aptos" w:hAnsi="Aptos"/>
+          <w:sz w:val="22"/>
+          <w:szCs w:val="22"/>
+        </w:rPr>
+        <w:t xml:space="preserve">Fast Learning, </w:t>
+      </w:r>
+      <w:r>
+        <w:rPr>
+          <w:rFonts w:ascii="Aptos" w:hAnsi="Aptos"/>
+          <w:sz w:val="22"/>
+          <w:szCs w:val="22"/>
+        </w:rPr>
         <w:t>Problem</w:t>
       </w:r>
       <w:r>
@@ -3557,15 +3044,15 @@
           <w:sz w:val="22"/>
           <w:szCs w:val="22"/>
         </w:rPr>
-        <w:t xml:space="preserve">anagement, </w:t>
-      </w:r>
-      <w:r>
-        <w:rPr>
-          <w:rFonts w:ascii="Aptos" w:hAnsi="Aptos"/>
-          <w:sz w:val="22"/>
-          <w:szCs w:val="22"/>
-        </w:rPr>
-        <w:t>Teamwork, Adaptability.</w:t>
+        <w:t>anagement</w:t>
+      </w:r>
+      <w:r>
+        <w:rPr>
+          <w:rFonts w:ascii="Aptos" w:hAnsi="Aptos"/>
+          <w:sz w:val="22"/>
+          <w:szCs w:val="22"/>
+        </w:rPr>
+        <w:t>, Adaptability.</w:t>
       </w:r>
     </w:p>
     <w:p>
@@ -3786,171 +3273,6 @@
       <w:pPr>
         <w:spacing w:after="0" w:line="276" w:lineRule="auto"/>
         <w:rPr>
-          <w:rFonts w:ascii="Aptos" w:hAnsi="Aptos"/>
-          <w:i/>
-          <w:iCs/>
-          <w:sz w:val="22"/>
-          <w:szCs w:val="22"/>
-        </w:rPr>
-      </w:pPr>
-      <w:r>
-        <w:rPr>
-          <w:rFonts w:cs="Arial"/>
-          <w:b/>
-          <w:bCs/>
-        </w:rPr>
-        <w:t>Operational Security Excellence</w:t>
-      </w:r>
-      <w:r>
-        <w:rPr>
-          <w:rFonts w:ascii="Aptos" w:hAnsi="Aptos"/>
-          <w:i/>
-          <w:iCs/>
-          <w:sz w:val="22"/>
-          <w:szCs w:val="22"/>
-        </w:rPr>
-        <w:tab/>
-      </w:r>
-      <w:r>
-        <w:rPr>
-          <w:rFonts w:ascii="Aptos" w:hAnsi="Aptos"/>
-          <w:i/>
-          <w:iCs/>
-          <w:sz w:val="22"/>
-          <w:szCs w:val="22"/>
-        </w:rPr>
-        <w:tab/>
-      </w:r>
-      <w:r>
-        <w:rPr>
-          <w:rFonts w:ascii="Aptos" w:hAnsi="Aptos"/>
-          <w:i/>
-          <w:iCs/>
-          <w:sz w:val="22"/>
-          <w:szCs w:val="22"/>
-        </w:rPr>
-        <w:tab/>
-      </w:r>
-      <w:r>
-        <w:rPr>
-          <w:rFonts w:ascii="Aptos" w:hAnsi="Aptos"/>
-          <w:i/>
-          <w:iCs/>
-          <w:sz w:val="22"/>
-          <w:szCs w:val="22"/>
-        </w:rPr>
-        <w:tab/>
-      </w:r>
-      <w:r>
-        <w:rPr>
-          <w:rFonts w:ascii="Aptos" w:hAnsi="Aptos"/>
-          <w:i/>
-          <w:iCs/>
-          <w:sz w:val="22"/>
-          <w:szCs w:val="22"/>
-        </w:rPr>
-        <w:tab/>
-      </w:r>
-      <w:r>
-        <w:rPr>
-          <w:rFonts w:ascii="Aptos" w:hAnsi="Aptos"/>
-          <w:i/>
-          <w:iCs/>
-          <w:sz w:val="22"/>
-          <w:szCs w:val="22"/>
-        </w:rPr>
-        <w:tab/>
-      </w:r>
-      <w:r>
-        <w:rPr>
-          <w:rFonts w:ascii="Aptos" w:hAnsi="Aptos"/>
-          <w:i/>
-          <w:iCs/>
-          <w:sz w:val="22"/>
-          <w:szCs w:val="22"/>
-        </w:rPr>
-        <w:tab/>
-      </w:r>
-      <w:r>
-        <w:rPr>
-          <w:rFonts w:ascii="Aptos" w:hAnsi="Aptos"/>
-          <w:i/>
-          <w:iCs/>
-          <w:sz w:val="22"/>
-          <w:szCs w:val="22"/>
-        </w:rPr>
-        <w:tab/>
-      </w:r>
-      <w:r>
-        <w:rPr>
-          <w:rFonts w:ascii="Aptos" w:hAnsi="Aptos"/>
-          <w:i/>
-          <w:iCs/>
-          <w:sz w:val="22"/>
-          <w:szCs w:val="22"/>
-        </w:rPr>
-        <w:tab/>
-        <w:t xml:space="preserve">    July</w:t>
-      </w:r>
-      <w:r>
-        <w:rPr>
-          <w:rFonts w:ascii="Aptos" w:hAnsi="Aptos"/>
-          <w:i/>
-          <w:iCs/>
-          <w:sz w:val="22"/>
-          <w:szCs w:val="22"/>
-        </w:rPr>
-        <w:t xml:space="preserve"> 202</w:t>
-      </w:r>
-      <w:r>
-        <w:rPr>
-          <w:rFonts w:ascii="Aptos" w:hAnsi="Aptos"/>
-          <w:i/>
-          <w:iCs/>
-          <w:sz w:val="22"/>
-          <w:szCs w:val="22"/>
-        </w:rPr>
-        <w:t>4</w:t>
-      </w:r>
-    </w:p>
-    <w:p>
-      <w:pPr>
-        <w:spacing w:after="0" w:line="360" w:lineRule="auto"/>
-        <w:rPr>
-          <w:rFonts w:cs="Arial"/>
-          <w:sz w:val="22"/>
-          <w:szCs w:val="22"/>
-        </w:rPr>
-      </w:pPr>
-      <w:r>
-        <w:rPr>
-          <w:rFonts w:cs="Arial"/>
-          <w:sz w:val="22"/>
-          <w:szCs w:val="22"/>
-        </w:rPr>
-        <w:t>M</w:t>
-      </w:r>
-      <w:r>
-        <w:rPr>
-          <w:rFonts w:cs="Arial"/>
-          <w:sz w:val="22"/>
-          <w:szCs w:val="22"/>
-        </w:rPr>
-        <w:t>aintained and secured the environment during a simulated CrowdStrike attack</w:t>
-      </w:r>
-      <w:r>
-        <w:rPr>
-          <w:rFonts w:cs="Arial"/>
-          <w:sz w:val="22"/>
-          <w:szCs w:val="22"/>
-        </w:rPr>
-        <w:t>.</w:t>
-      </w:r>
-    </w:p>
-    <w:p>
-      <w:pPr>
-        <w:spacing w:after="0" w:line="276" w:lineRule="auto"/>
-        <w:rPr>
           <w:rFonts w:cs="Arial"/>
           <w:sz w:val="16"/>
           <w:szCs w:val="16"/>
@@ -4063,7 +3385,17 @@
           <w:szCs w:val="22"/>
         </w:rPr>
         <w:tab/>
-        <w:t xml:space="preserve">    Dec</w:t>
+        <w:t xml:space="preserve">    </w:t>
+      </w:r>
+      <w:r>
+        <w:rPr>
+          <w:rFonts w:ascii="Aptos" w:hAnsi="Aptos"/>
+          <w:i/>
+          <w:iCs/>
+          <w:sz w:val="22"/>
+          <w:szCs w:val="22"/>
+        </w:rPr>
+        <w:t>Mar</w:t>
       </w:r>
       <w:r>
         <w:rPr>
@@ -4942,6 +4274,26 @@
         <w:tab/>
         <w:t>8.5 CGPA</w:t>
       </w:r>
+    </w:p>
+    <w:p>
+      <w:pPr>
+        <w:spacing w:after="0" w:line="276" w:lineRule="auto"/>
+        <w:rPr>
+          <w:rFonts w:ascii="Aptos" w:hAnsi="Aptos"/>
+          <w:sz w:val="22"/>
+          <w:szCs w:val="22"/>
+        </w:rPr>
+      </w:pPr>
+    </w:p>
+    <w:p>
+      <w:pPr>
+        <w:spacing w:after="0" w:line="276" w:lineRule="auto"/>
+        <w:rPr>
+          <w:rFonts w:ascii="Aptos" w:hAnsi="Aptos"/>
+          <w:sz w:val="22"/>
+          <w:szCs w:val="22"/>
+        </w:rPr>
+      </w:pPr>
     </w:p>
     <w:sectPr>
       <w:pgSz w:w="11906" w:h="16838"/>
@@ -5026,56 +4378,56 @@
         <v:path o:extrusionok="f" gradientshapeok="t" o:connecttype="rect"/>
         <o:lock v:ext="edit" aspectratio="t"/>
       </v:shapetype>
-      <v:shape id="_x0000_i1474" type="#_x0000_t75" style="width:10.8pt;height:10.8pt;visibility:visible;mso-wrap-style:square" o:bullet="t">
+      <v:shape id="_x0000_i1182" type="#_x0000_t75" style="width:10.8pt;height:10.8pt;visibility:visible;mso-wrap-style:square" o:bullet="t">
         <v:imagedata r:id="rId1" o:title=""/>
       </v:shape>
     </w:pict>
   </w:numPicBullet>
   <w:numPicBullet w:numPicBulletId="1">
     <w:pict>
-      <v:shape id="_x0000_i1475" type="#_x0000_t75" style="width:10.8pt;height:10.8pt;flip:x;visibility:visible;mso-wrap-style:square" o:bullet="t">
+      <v:shape id="_x0000_i1183" type="#_x0000_t75" style="width:10.8pt;height:10.8pt;flip:x;visibility:visible;mso-wrap-style:square" o:bullet="t">
         <v:imagedata r:id="rId2" o:title=""/>
       </v:shape>
     </w:pict>
   </w:numPicBullet>
   <w:numPicBullet w:numPicBulletId="2">
     <w:pict>
-      <v:shape w14:anchorId="5DAE1CB2" id="_x0000_i1476" type="#_x0000_t75" style="width:10.8pt;height:10.8pt;visibility:visible;mso-wrap-style:square" o:bullet="t">
+      <v:shape id="_x0000_i1184" type="#_x0000_t75" style="width:10.8pt;height:10.8pt;visibility:visible;mso-wrap-style:square" o:bullet="t">
         <v:imagedata r:id="rId3" o:title=""/>
       </v:shape>
     </w:pict>
   </w:numPicBullet>
   <w:numPicBullet w:numPicBulletId="3">
     <w:pict>
-      <v:shape id="_x0000_i1477" type="#_x0000_t75" alt="A black background with a black square&#10;&#10;AI-generated content may be incorrect." style="width:10.8pt;height:10.8pt;visibility:visible;mso-wrap-style:square" o:bullet="t">
+      <v:shape id="_x0000_i1185" type="#_x0000_t75" alt="A black background with a black square&#10;&#10;AI-generated content may be incorrect." style="width:10.8pt;height:10.8pt;visibility:visible;mso-wrap-style:square" o:bullet="t">
         <v:imagedata r:id="rId4" o:title="A black background with a black square&#10;&#10;AI-generated content may be incorrect"/>
       </v:shape>
     </w:pict>
   </w:numPicBullet>
   <w:numPicBullet w:numPicBulletId="4">
     <w:pict>
-      <v:shape id="_x0000_i1478" type="#_x0000_t75" alt="A black background with a black square&#10;&#10;AI-generated content may be incorrect." style="width:10.8pt;height:10.8pt;flip:x;visibility:visible;mso-wrap-style:square" o:bullet="t">
+      <v:shape id="_x0000_i1186" type="#_x0000_t75" alt="A black background with a black square&#10;&#10;AI-generated content may be incorrect." style="width:10.8pt;height:10.8pt;flip:x;visibility:visible;mso-wrap-style:square" o:bullet="t">
         <v:imagedata r:id="rId5" o:title="A black background with a black square&#10;&#10;AI-generated content may be incorrect"/>
       </v:shape>
     </w:pict>
   </w:numPicBullet>
   <w:numPicBullet w:numPicBulletId="5">
     <w:pict>
-      <v:shape id="_x0000_i1479" type="#_x0000_t75" style="width:10.8pt;height:10.8pt;flip:x;visibility:visible;mso-wrap-style:square" o:bullet="t">
+      <v:shape id="_x0000_i1187" type="#_x0000_t75" style="width:10.8pt;height:10.8pt;flip:x;visibility:visible;mso-wrap-style:square" o:bullet="t">
         <v:imagedata r:id="rId6" o:title=""/>
       </v:shape>
     </w:pict>
   </w:numPicBullet>
   <w:numPicBullet w:numPicBulletId="6">
     <w:pict>
-      <v:shape id="_x0000_i1480" type="#_x0000_t75" alt="A black background with a black square&#10;&#10;AI-generated content may be incorrect." style="width:10.8pt;height:10.8pt;visibility:visible;mso-wrap-style:square" o:bullet="t">
+      <v:shape id="_x0000_i1188" type="#_x0000_t75" alt="A black background with a black square&#10;&#10;AI-generated content may be incorrect." style="width:10.8pt;height:10.8pt;visibility:visible;mso-wrap-style:square" o:bullet="t">
         <v:imagedata r:id="rId7" o:title="A black background with a black square&#10;&#10;AI-generated content may be incorrect"/>
       </v:shape>
     </w:pict>
   </w:numPicBullet>
   <w:numPicBullet w:numPicBulletId="7">
     <w:pict>
-      <v:shape id="_x0000_i1481" type="#_x0000_t75" style="width:10.8pt;height:10.8pt;visibility:visible;mso-wrap-style:square" o:bullet="t">
+      <v:shape id="_x0000_i1189" type="#_x0000_t75" style="width:10.8pt;height:10.8pt;visibility:visible;mso-wrap-style:square" o:bullet="t">
         <v:imagedata r:id="rId8" o:title=""/>
       </v:shape>
     </w:pict>
@@ -6019,6 +5371,119 @@
     </w:lvl>
   </w:abstractNum>
   <w:abstractNum w:abstractNumId="8" w15:restartNumberingAfterBreak="0">
+    <w:nsid w:val="70F41F7E"/>
+    <w:multiLevelType w:val="hybridMultilevel"/>
+    <w:tmpl w:val="D84A0980"/>
+    <w:lvl w:ilvl="0" w:tplc="04090001">
+      <w:start w:val="1"/>
+      <w:numFmt w:val="bullet"/>
+      <w:lvlText w:val=""/>
+      <w:lvlJc w:val="left"/>
+      <w:pPr>
+        <w:ind w:left="360" w:hanging="360"/>
+      </w:pPr>
+      <w:rPr>
+        <w:rFonts w:ascii="Symbol" w:hAnsi="Symbol" w:hint="default"/>
+      </w:rPr>
+    </w:lvl>
+    <w:lvl w:ilvl="1" w:tplc="04090003" w:tentative="1">
+      <w:start w:val="1"/>
+      <w:numFmt w:val="bullet"/>
+      <w:lvlText w:val="o"/>
+      <w:lvlJc w:val="left"/>
+      <w:pPr>
+        <w:ind w:left="1080" w:hanging="360"/>
+      </w:pPr>
+      <w:rPr>
+        <w:rFonts w:ascii="Courier New" w:hAnsi="Courier New" w:cs="Courier New" w:hint="default"/>
+      </w:rPr>
+    </w:lvl>
+    <w:lvl w:ilvl="2" w:tplc="04090005" w:tentative="1">
+      <w:start w:val="1"/>
+      <w:numFmt w:val="bullet"/>
+      <w:lvlText w:val=""/>
+      <w:lvlJc w:val="left"/>
+      <w:pPr>
+        <w:ind w:left="1800" w:hanging="360"/>
+      </w:pPr>
+      <w:rPr>
+        <w:rFonts w:ascii="Wingdings" w:hAnsi="Wingdings" w:hint="default"/>
+      </w:rPr>
+    </w:lvl>
+    <w:lvl w:ilvl="3" w:tplc="04090001" w:tentative="1">
+      <w:start w:val="1"/>
+      <w:numFmt w:val="bullet"/>
+      <w:lvlText w:val=""/>
+      <w:lvlJc w:val="left"/>
+      <w:pPr>
+        <w:ind w:left="2520" w:hanging="360"/>
+      </w:pPr>
+      <w:rPr>
+        <w:rFonts w:ascii="Symbol" w:hAnsi="Symbol" w:hint="default"/>
+      </w:rPr>
+    </w:lvl>
+    <w:lvl w:ilvl="4" w:tplc="04090003" w:tentative="1">
+      <w:start w:val="1"/>
+      <w:numFmt w:val="bullet"/>
+      <w:lvlText w:val="o"/>
+      <w:lvlJc w:val="left"/>
+      <w:pPr>
+        <w:ind w:left="3240" w:hanging="360"/>
+      </w:pPr>
+      <w:rPr>
+        <w:rFonts w:ascii="Courier New" w:hAnsi="Courier New" w:cs="Courier New" w:hint="default"/>
+      </w:rPr>
+    </w:lvl>
+    <w:lvl w:ilvl="5" w:tplc="04090005" w:tentative="1">
+      <w:start w:val="1"/>
+      <w:numFmt w:val="bullet"/>
+      <w:lvlText w:val=""/>
+      <w:lvlJc w:val="left"/>
+      <w:pPr>
+        <w:ind w:left="3960" w:hanging="360"/>
+      </w:pPr>
+      <w:rPr>
+        <w:rFonts w:ascii="Wingdings" w:hAnsi="Wingdings" w:hint="default"/>
+      </w:rPr>
+    </w:lvl>
+    <w:lvl w:ilvl="6" w:tplc="04090001" w:tentative="1">
+      <w:start w:val="1"/>
+      <w:numFmt w:val="bullet"/>
+      <w:lvlText w:val=""/>
+      <w:lvlJc w:val="left"/>
+      <w:pPr>
+        <w:ind w:left="4680" w:hanging="360"/>
+      </w:pPr>
+      <w:rPr>
+        <w:rFonts w:ascii="Symbol" w:hAnsi="Symbol" w:hint="default"/>
+      </w:rPr>
+    </w:lvl>
+    <w:lvl w:ilvl="7" w:tplc="04090003" w:tentative="1">
+      <w:start w:val="1"/>
+      <w:numFmt w:val="bullet"/>
+      <w:lvlText w:val="o"/>
+      <w:lvlJc w:val="left"/>
+      <w:pPr>
+        <w:ind w:left="5400" w:hanging="360"/>
+      </w:pPr>
+      <w:rPr>
+        <w:rFonts w:ascii="Courier New" w:hAnsi="Courier New" w:cs="Courier New" w:hint="default"/>
+      </w:rPr>
+    </w:lvl>
+    <w:lvl w:ilvl="8" w:tplc="04090005" w:tentative="1">
+      <w:start w:val="1"/>
+      <w:numFmt w:val="bullet"/>
+      <w:lvlText w:val=""/>
+      <w:lvlJc w:val="left"/>
+      <w:pPr>
+        <w:ind w:left="6120" w:hanging="360"/>
+      </w:pPr>
+      <w:rPr>
+        <w:rFonts w:ascii="Wingdings" w:hAnsi="Wingdings" w:hint="default"/>
+      </w:rPr>
+    </w:lvl>
+  </w:abstractNum>
+  <w:abstractNum w:abstractNumId="9" w15:restartNumberingAfterBreak="0">
     <w:nsid w:val="7CE06716"/>
     <w:multiLevelType w:val="hybridMultilevel"/>
     <w:tmpl w:val="149AC33A"/>
@@ -6159,10 +5624,16 @@
     <w:abstractNumId w:val="5"/>
   </w:num>
   <w:num w:numId="10" w16cid:durableId="986131027">
-    <w:abstractNumId w:val="8"/>
+    <w:abstractNumId w:val="9"/>
   </w:num>
   <w:num w:numId="11" w16cid:durableId="1985352899">
     <w:abstractNumId w:val="4"/>
+  </w:num>
+  <w:num w:numId="12" w16cid:durableId="422072107">
+    <w:abstractNumId w:val="8"/>
+  </w:num>
+  <w:num w:numId="13" w16cid:durableId="1902867939">
+    <w:abstractNumId w:val="6"/>
   </w:num>
 </w:numbering>
 </file>
@@ -6567,7 +6038,7 @@
   <w:style w:type="paragraph" w:default="1" w:styleId="Normal">
     <w:name w:val="Normal"/>
     <w:qFormat/>
-    <w:rsid w:val="00AF58B4"/>
+    <w:rsid w:val="00B42012"/>
   </w:style>
   <w:style w:type="paragraph" w:styleId="Heading1">
     <w:name w:val="heading 1"/>
